--- a/courts/fifth-circuit/louisiana/state/supreme-court/answering-brief/usage/OUTPUT-answering-brief.docx
+++ b/courts/fifth-circuit/louisiana/state/supreme-court/answering-brief/usage/OUTPUT-answering-brief.docx
@@ -2676,7 +2676,7 @@
         <w:tab/>
       </w:r>
       <w:r>
-        <w:t xml:space="preserve">15, 29</w:t>
+        <w:t xml:space="preserve">15, 29, 30</w:t>
       </w:r>
     </w:p>
     <w:p>
@@ -3862,7 +3862,7 @@
         <w:tab/>
       </w:r>
       <w:r>
-        <w:t xml:space="preserve">31</w:t>
+        <w:t xml:space="preserve">31, 32</w:t>
       </w:r>
     </w:p>
     <w:p>
@@ -6108,7 +6108,7 @@
         <w:tab/>
       </w:r>
       <w:r>
-        <w:t xml:space="preserve">31</w:t>
+        <w:t xml:space="preserve">31, 32</w:t>
       </w:r>
     </w:p>
     <w:p>
@@ -9368,7 +9368,7 @@
         <w:tab/>
       </w:r>
       <w:r>
-        <w:t xml:space="preserve">31</w:t>
+        <w:t xml:space="preserve">31, 32</w:t>
       </w:r>
     </w:p>
     <w:p>
@@ -9728,7 +9728,7 @@
         <w:tab/>
       </w:r>
       <w:r>
-        <w:t xml:space="preserve">31</w:t>
+        <w:t xml:space="preserve">31, 32</w:t>
       </w:r>
     </w:p>
     <w:p>
@@ -9820,7 +9820,7 @@
         <w:tab/>
       </w:r>
       <w:r>
-        <w:t xml:space="preserve">31</w:t>
+        <w:t xml:space="preserve">31, 32</w:t>
       </w:r>
     </w:p>
     <w:p>
@@ -9912,7 +9912,7 @@
         <w:tab/>
       </w:r>
       <w:r>
-        <w:t xml:space="preserve">31</w:t>
+        <w:t xml:space="preserve">31, 32</w:t>
       </w:r>
     </w:p>
     <w:p>
@@ -11186,7 +11186,7 @@
         <w:tab/>
       </w:r>
       <w:r>
-        <w:t xml:space="preserve">31</w:t>
+        <w:t xml:space="preserve">31, 32</w:t>
       </w:r>
     </w:p>
     <w:p>
@@ -11370,7 +11370,7 @@
         <w:tab/>
       </w:r>
       <w:r>
-        <w:t xml:space="preserve">31</w:t>
+        <w:t xml:space="preserve">31, 32</w:t>
       </w:r>
     </w:p>
     <w:p>
@@ -11572,7 +11572,7 @@
         <w:tab/>
       </w:r>
       <w:r>
-        <w:t xml:space="preserve">31</w:t>
+        <w:t xml:space="preserve">31, 32</w:t>
       </w:r>
     </w:p>
     <w:p>
@@ -11848,7 +11848,7 @@
         <w:tab/>
       </w:r>
       <w:r>
-        <w:t xml:space="preserve">31</w:t>
+        <w:t xml:space="preserve">31, 32</w:t>
       </w:r>
     </w:p>
     <w:p>
@@ -11940,7 +11940,7 @@
         <w:tab/>
       </w:r>
       <w:r>
-        <w:t xml:space="preserve">31</w:t>
+        <w:t xml:space="preserve">31, 32</w:t>
       </w:r>
     </w:p>
     <w:p>
@@ -12032,7 +12032,7 @@
         <w:tab/>
       </w:r>
       <w:r>
-        <w:t xml:space="preserve">31</w:t>
+        <w:t xml:space="preserve">31, 32</w:t>
       </w:r>
     </w:p>
     <w:p>
@@ -12124,7 +12124,7 @@
         <w:tab/>
       </w:r>
       <w:r>
-        <w:t xml:space="preserve">31</w:t>
+        <w:t xml:space="preserve">31, 32</w:t>
       </w:r>
     </w:p>
     <w:p>
@@ -12400,7 +12400,7 @@
         <w:tab/>
       </w:r>
       <w:r>
-        <w:t xml:space="preserve">31</w:t>
+        <w:t xml:space="preserve">31, 32</w:t>
       </w:r>
     </w:p>
     <w:p>
@@ -12866,7 +12866,7 @@
         <w:tab/>
       </w:r>
       <w:r>
-        <w:t xml:space="preserve">31</w:t>
+        <w:t xml:space="preserve">31, 32</w:t>
       </w:r>
     </w:p>
     <w:p>
@@ -13134,7 +13134,7 @@
         <w:tab/>
       </w:r>
       <w:r>
-        <w:t xml:space="preserve">31</w:t>
+        <w:t xml:space="preserve">31, 32</w:t>
       </w:r>
     </w:p>
     <w:p>
@@ -13226,7 +13226,7 @@
         <w:tab/>
       </w:r>
       <w:r>
-        <w:t xml:space="preserve">31</w:t>
+        <w:t xml:space="preserve">31, 32</w:t>
       </w:r>
     </w:p>
     <w:p>
@@ -13318,7 +13318,7 @@
         <w:tab/>
       </w:r>
       <w:r>
-        <w:t xml:space="preserve">31</w:t>
+        <w:t xml:space="preserve">31, 32</w:t>
       </w:r>
     </w:p>
     <w:p>
@@ -17788,7 +17788,7 @@
         <w:pStyle w:val="XdQuoteOnly"/>
       </w:pPr>
       <w:r>
-        <w:t xml:space="preserve">In 1868, as many as 250 people, mostly African American, were massacred by white mobs in Opelousas, Louisiana to suppress black voter turnout. . . . [I]n 1868, at least thirty-five, possibly more than one hundred, African Americans were murdered by marauding whites in St. Bernard Parish, Louisiana.</w:t>
+        <w:t xml:space="preserve">In 1868, as many as 250 people, mostly African American, were massacred by white mobs in Opelousas, Louisiana to suppress black voter turnout. ⁠. ⁠. ⁠. [I]n 1868, at least thirty-five, possibly more than one hundred, African Americans were murdered by marauding whites in St. Bernard Parish, Louisiana.</w:t>
       </w:r>
     </w:p>
     <w:p>
@@ -17910,7 +17910,7 @@
         <w:t xml:space="preserve"> </w:t>
       </w:r>
       <w:r>
-        <w:t xml:space="preserve">Judge Thomas Semmes, Chair of the Convention’s Judiciary Committee, stated its purpose clearly: “We [are] here to establish the supremacy of the white race . . . .”</w:t>
+        <w:t xml:space="preserve">Judge Thomas Semmes, Chair of the Convention’s Judiciary Committee, stated its purpose clearly: “We [are] here to establish the supremacy of the white race ⁠. ⁠. ⁠. ⁠.”</w:t>
       </w:r>
       <w:r>
         <w:rPr>
@@ -17948,7 +17948,7 @@
         <w:t xml:space="preserve"> </w:t>
       </w:r>
       <w:r>
-        <w:t xml:space="preserve">The proponents of the non-unanimous jury system justified its creation on the belief that Black jurors would become the champions of a Black defendant solely because of race: “He [the freed slave] does not appear to much advantage in any capacity in the courts of law . . . . As a juror, he will follow the lead of his white fellows in causes involving distinctive white interests; but if a negro be on trial for any crime, he becomes at once his earnest champion, and a hung jury is the usual result.”</w:t>
+        <w:t xml:space="preserve">The proponents of the non-unanimous jury system justified its creation on the belief that Black jurors would become the champions of a Black defendant solely because of race: “He [the freed slave] does not appear to much advantage in any capacity in the courts of law ⁠. ⁠. ⁠. ⁠. As a juror, he will follow the lead of his white fellows in causes involving distinctive white interests; but if a negro be on trial for any crime, he becomes at once his earnest champion, and a hung jury is the usual result.”</w:t>
       </w:r>
       <w:r>
         <w:rPr>
@@ -22308,7 +22308,7 @@
         <w:t xml:space="preserve">Id</w:t>
       </w:r>
       <w:r>
-        <w:t xml:space="preserve">. at 334 (“It is difficult to envision a constitutional rule that more fundamentally implicates ‘the fairness of the trial—the very integrity of the fact-finding process.’ . . . Any practice that threatens the jury’s ability properly to perform that function poses a similar threat to the truth-determining process itself. The rule in</w:t>
+        <w:t xml:space="preserve">. at 334 (“It is difficult to envision a constitutional rule that more fundamentally implicates ‘the fairness of the trial—the very integrity of the fact-finding process.’ ⁠. ⁠. ⁠. Any practice that threatens the jury’s ability properly to perform that function poses a similar threat to the truth-determining process itself. The rule in</w:t>
       </w:r>
       <w:r>
         <w:t xml:space="preserve"> </w:t>
@@ -23092,7 +23092,7 @@
         <w:t xml:space="preserve">v. Kentucky</w:t>
       </w:r>
       <w:r>
-        <w:t xml:space="preserve">, 479 U.S. 314, 328 (1987) (“[A] new rule . . . applie[s] retroactively to all cases, state or federal, pending on direct review or not yet final.”).</w:t>
+        <w:t xml:space="preserve">, 479 U.S. 314, 328 (1987) (“[A] new rule ⁠. ⁠. ⁠. applie[s] retroactively to all cases, state or federal, pending on direct review or not yet final.”).</w:t>
       </w:r>
     </w:p>
     <w:p>
@@ -23721,7 +23721,7 @@
         <w:t xml:space="preserve"> </w:t>
       </w:r>
       <w:r>
-        <w:t xml:space="preserve">as flouting the essential “meaning of the Sixth Amendment’s jury trial right,” as revealed in both historical practice and judicial decisions.” . . . [T]he Court took the unusual step of overruling precedent for the most fundamental of reasons:</w:t>
+        <w:t xml:space="preserve">as flouting the essential “meaning of the Sixth Amendment’s jury trial right,” as revealed in both historical practice and judicial decisions.” ⁠. ⁠. ⁠. [T]he Court took the unusual step of overruling precedent for the most fundamental of reasons:</w:t>
       </w:r>
       <w:r>
         <w:t xml:space="preserve"> </w:t>
@@ -26672,7 +26672,7 @@
         <w:t xml:space="preserve"> </w:t>
       </w:r>
       <w:r>
-        <w:t xml:space="preserve">24 (1991)). “[E]ven a facially neutral statute can be deemed unconstitutional if . . . [it] was enacted because of a discriminatory purpose.”</w:t>
+        <w:t xml:space="preserve">24 (1991)). “[E]ven a facially neutral statute can be deemed unconstitutional if ⁠. ⁠. ⁠. [it] was enacted because of a discriminatory purpose.”</w:t>
       </w:r>
       <w:r>
         <w:t xml:space="preserve"> </w:t>
@@ -26736,7 +26736,7 @@
         <w:pStyle w:val="BodyText"/>
       </w:pPr>
       <w:r>
-        <w:t xml:space="preserve">Louisiana’s retroactivity test is completely judge-made law. “[T]he courts of this state . . . are not at liberty to borrow and apply judge made rules in disregard of our fundamental law or to reweigh balances of interests and policy considerations already struck by the framers of the constitution and the people who ratified it.”</w:t>
+        <w:t xml:space="preserve">Louisiana’s retroactivity test is completely judge-made law. “[T]he courts of this state ⁠. ⁠. ⁠. are not at liberty to borrow and apply judge made rules in disregard of our fundamental law or to reweigh balances of interests and policy considerations already struck by the framers of the constitution and the people who ratified it.”</w:t>
       </w:r>
       <w:r>
         <w:t xml:space="preserve"> </w:t>
@@ -31804,25 +31804,7 @@
         <w:t xml:space="preserve">Understanding Louisiana’s nonunanimous jury law findings</w:t>
       </w:r>
       <w:r>
-        <w:t xml:space="preserve">, THE ADVOCATE (Apr. 1, 2018), https://​www.​nola.​com/​news/​courts/​article_96d53268</w:t>
-      </w:r>
-      <w:r>
-        <w:noBreakHyphen/>
-      </w:r>
-      <w:r>
-        <w:t xml:space="preserve">9b2b</w:t>
-      </w:r>
-      <w:r>
-        <w:noBreakHyphen/>
-      </w:r>
-      <w:r>
-        <w:t xml:space="preserve">5343-​b08d</w:t>
-      </w:r>
-      <w:r>
-        <w:noBreakHyphen/>
-      </w:r>
-      <w:r>
-        <w:t xml:space="preserve">1b7bdbcd557f.​html (summarizing</w:t>
+        <w:t xml:space="preserve">, THE ADVOCATE (Apr. 1, 2018), https://​www.​nola.​com/​news/​courts/​article_96d53268-⁠9b2b-⁠5343-​b08d-⁠1b7bdbcd557f.​html (summarizing</w:t>
       </w:r>
       <w:r>
         <w:t xml:space="preserve"> </w:t>
@@ -33249,25 +33231,7 @@
         <w:t xml:space="preserve">New Orleans man freed after accuser says he fabricated robbery: ‘I have been tortured by the lie I told’</w:t>
       </w:r>
       <w:r>
-        <w:t xml:space="preserve">, THE ADVOCATE (Mar. 30, 2021), https://​www.​nola.​com/​news/​courts/​article_29f8c3e8</w:t>
-      </w:r>
-      <w:r>
-        <w:noBreakHyphen/>
-      </w:r>
-      <w:r>
-        <w:t xml:space="preserve">90e5</w:t>
-      </w:r>
-      <w:r>
-        <w:noBreakHyphen/>
-      </w:r>
-      <w:r>
-        <w:t xml:space="preserve">11eb</w:t>
-      </w:r>
-      <w:r>
-        <w:noBreakHyphen/>
-      </w:r>
-      <w:r>
-        <w:t xml:space="preserve">98a0-​dff328f992d5.​html.</w:t>
+        <w:t xml:space="preserve">, THE ADVOCATE (Mar. 30, 2021), https://​www.​nola.​com/​news/​courts/​article_29f8c3e8-⁠90e5-⁠11eb-⁠98a0-​dff328f992d5.​html.</w:t>
       </w:r>
     </w:p>
   </w:footnote>
@@ -33687,7 +33651,7 @@
         <w:t xml:space="preserve">Gideon</w:t>
       </w:r>
       <w:r>
-        <w:t xml:space="preserve">” );</w:t>
+        <w:t xml:space="preserve">” ⁠);</w:t>
       </w:r>
       <w:r>
         <w:t xml:space="preserve"> </w:t>
@@ -33737,7 +33701,7 @@
         <w:t xml:space="preserve">Gideon</w:t>
       </w:r>
       <w:r>
-        <w:t xml:space="preserve">, which established an affirmative right to counsel in all felony cases . . . .”);</w:t>
+        <w:t xml:space="preserve">, which established an affirmative right to counsel in all felony cases ⁠. ⁠. ⁠. ⁠.”);</w:t>
       </w:r>
       <w:r>
         <w:t xml:space="preserve"> </w:t>
@@ -33777,7 +33741,7 @@
         <w:t xml:space="preserve">Gideon</w:t>
       </w:r>
       <w:r>
-        <w:t xml:space="preserve">” );</w:t>
+        <w:t xml:space="preserve">” ⁠);</w:t>
       </w:r>
       <w:r>
         <w:t xml:space="preserve"> </w:t>
@@ -34063,7 +34027,7 @@
         <w:t xml:space="preserve">v. Dow</w:t>
       </w:r>
       <w:r>
-        <w:t xml:space="preserve">, 176 U.S. 581, 586 (1900) (“[T]he right of trial by jury . . . implies that there shall be an unanimous verdict of twelve jurors.”);</w:t>
+        <w:t xml:space="preserve">, 176 U.S. 581, 586 (1900) (“[T]he right of trial by jury ⁠. ⁠. ⁠. implies that there shall be an unanimous verdict of twelve jurors.”);</w:t>
       </w:r>
       <w:r>
         <w:t xml:space="preserve"> </w:t>
@@ -34510,7 +34474,7 @@
         <w:t xml:space="preserve"> </w:t>
       </w:r>
       <w:r>
-        <w:t xml:space="preserve">and traditionally applied by this Court.”) . Some courts have adopted</w:t>
+        <w:t xml:space="preserve">and traditionally applied by this Court.”) ⁠. Some courts have adopted</w:t>
       </w:r>
       <w:r>
         <w:t xml:space="preserve"> </w:t>
@@ -34922,19 +34886,7 @@
         <w:t xml:space="preserve"> </w:t>
       </w:r>
       <w:r>
-        <w:t xml:space="preserve">https://​www.​supremecourt.​gov/​DocketPDF/​19/​19</w:t>
-      </w:r>
-      <w:r>
-        <w:noBreakHyphen/>
-      </w:r>
-      <w:r>
-        <w:t xml:space="preserve">5807/​148311/​20200721163238941_19</w:t>
-      </w:r>
-      <w:r>
-        <w:noBreakHyphen/>
-      </w:r>
-      <w:r>
-        <w:t xml:space="preserve">5807.​Edwards.​Vannoy.​Amicus.​Promise%20of%20Justice%20Initiative.​pdf.</w:t>
+        <w:t xml:space="preserve">https://​www.​supremecourt.​gov/​DocketPDF/​19/​19-⁠5807/​148311/​20200721163238941_19-⁠5807.​Edwards.​Vannoy.​Amicus.​Promise%20of%20Justice%20Initiative.​pdf.</w:t>
       </w:r>
     </w:p>
   </w:footnote>
@@ -35114,13 +35066,7 @@
         <w:t xml:space="preserve"> </w:t>
       </w:r>
       <w:r>
-        <w:t xml:space="preserve">https://​www.​supremecourt.​gov/​oral_arguments/​argument_transcripts/​2020/​19</w:t>
-      </w:r>
-      <w:r>
-        <w:noBreakHyphen/>
-      </w:r>
-      <w:r>
-        <w:t xml:space="preserve">5807_i4dj.​pdf. In July of 2020, the number of people incarcerated based on non-unanimous jury convictions was just over 1,600. Today that number is closer to 1,500. A number of people with non-unanimous jury verdicts who filed</w:t>
+        <w:t xml:space="preserve">https://​www.​supremecourt.​gov/​oral_arguments/​argument_transcripts/​2020/​19-⁠5807_i4dj.​pdf. In July of 2020, the number of people incarcerated based on non-unanimous jury convictions was just over 1,600. Today that number is closer to 1,500. A number of people with non-unanimous jury verdicts who filed</w:t>
       </w:r>
       <w:r>
         <w:t xml:space="preserve"> </w:t>
@@ -35208,13 +35154,7 @@
         <w:t xml:space="preserve">And the Court Said unto Gideon</w:t>
       </w:r>
       <w:r>
-        <w:t xml:space="preserve">, TIME MAGAZINE, Oct. 18, 1963, https://​content.​time.​com/​time/​subscriber/​article/​0,33009,873770</w:t>
-      </w:r>
-      <w:r>
-        <w:noBreakHyphen/>
-      </w:r>
-      <w:r>
-        <w:t xml:space="preserve">1,00.​html. Notably, more than half of Florida’s prison population had to have new trials. Here, only about 5% of Louisiana’s prison population is impacted, and fewer filed timely post-conviction applications.</w:t>
+        <w:t xml:space="preserve">, TIME MAGAZINE, Oct. 18, 1963, https://​content.​time.​com/​time/​subscriber/​article/​0,33009,873770-⁠1,00.​html. Notably, more than half of Florida’s prison population had to have new trials. Here, only about 5% of Louisiana’s prison population is impacted, and fewer filed timely post-conviction applications.</w:t>
       </w:r>
     </w:p>
   </w:footnote>
@@ -37984,25 +37924,7 @@
         <w:t xml:space="preserve">Louisiana’s Life Without Parole sentencing the Nation’s Highest—and Some Say That Should Change</w:t>
       </w:r>
       <w:r>
-        <w:t xml:space="preserve">, THE ADVOCATE (Dec. 7, 2019), https://​www.​theadvocate.​com/​baton_rouge/​news/​article_f6309822</w:t>
-      </w:r>
-      <w:r>
-        <w:noBreakHyphen/>
-      </w:r>
-      <w:r>
-        <w:t xml:space="preserve">17ac</w:t>
-      </w:r>
-      <w:r>
-        <w:noBreakHyphen/>
-      </w:r>
-      <w:r>
-        <w:t xml:space="preserve">11ea</w:t>
-      </w:r>
-      <w:r>
-        <w:noBreakHyphen/>
-      </w:r>
-      <w:r>
-        <w:t xml:space="preserve">8750-​f7d212aa28f8.​html [https://​perma.​cc/​HYR8-​PHNR].</w:t>
+        <w:t xml:space="preserve">, THE ADVOCATE (Dec. 7, 2019), https://​www.​theadvocate.​com/​baton_rouge/​news/​article_f6309822-⁠17ac-⁠11ea-⁠8750-​f7d212aa28f8.​html [https://​perma.​cc/​HYR8-​PHNR].</w:t>
       </w:r>
     </w:p>
   </w:footnote>
@@ -38037,13 +37959,7 @@
         <w:t xml:space="preserve"> </w:t>
       </w:r>
       <w:r>
-        <w:t xml:space="preserve">https://​s32082.​pcdn.​co/​wp-​content/​uploads/​2020/​08/​Full-​BB-​Jul</w:t>
-      </w:r>
-      <w:r>
-        <w:noBreakHyphen/>
-      </w:r>
-      <w:r>
-        <w:t xml:space="preserve">20.​pdf [https://​perma.​cc/​QTR2-​TRUB]; TCR</w:t>
+        <w:t xml:space="preserve">https://​s32082.​pcdn.​co/​wp-​content/​uploads/​2020/​08/​Full-​BB-​Jul-⁠20.​pdf [https://​perma.​cc/​QTR2-​TRUB]; TCR</w:t>
       </w:r>
       <w:r>
         <w:t xml:space="preserve"> </w:t>
@@ -38062,13 +37978,7 @@
         <w:t xml:space="preserve">Louisiana Leads Nation in Life Without Parole Terms</w:t>
       </w:r>
       <w:r>
-        <w:t xml:space="preserve">, THE CRIME REPORT (Dec. 12, 2019), https://​thecrimereport.​org/​2019/​12/​12/​louisiana-​leads-​nation-​in-​lifewithout-​parole-​terms [https://​perma.​cc/​G3PL</w:t>
-      </w:r>
-      <w:r>
-        <w:noBreakHyphen/>
-      </w:r>
-      <w:r>
-        <w:t xml:space="preserve">8SDK].</w:t>
+        <w:t xml:space="preserve">, THE CRIME REPORT (Dec. 12, 2019), https://​thecrimereport.​org/​2019/​12/​12/​louisiana-​leads-​nation-​in-​lifewithout-​parole-​terms [https://​perma.​cc/​G3PL-⁠8SDK].</w:t>
       </w:r>
     </w:p>
   </w:footnote>

--- a/courts/fifth-circuit/louisiana/state/supreme-court/answering-brief/usage/OUTPUT-answering-brief.docx
+++ b/courts/fifth-circuit/louisiana/state/supreme-court/answering-brief/usage/OUTPUT-answering-brief.docx
@@ -644,9 +644,7 @@
               <w:t xml:space="preserve"> </w:t>
             </w:r>
             <w:r>
-              <w:t xml:space="preserve">529</w:t>
-              <w:noBreakHyphen/>
-              <w:t xml:space="preserve">5955</w:t>
+              <w:t xml:space="preserve">529-⁠5955</w:t>
             </w:r>
           </w:p>
           <w:p>
@@ -2676,7 +2674,7 @@
         <w:tab/>
       </w:r>
       <w:r>
-        <w:t xml:space="preserve">15, 29, 30</w:t>
+        <w:t xml:space="preserve">15, 29</w:t>
       </w:r>
     </w:p>
     <w:p>
@@ -3821,9 +3819,7 @@
         <w:t xml:space="preserve"> </w:t>
       </w:r>
       <w:r>
-        <w:t xml:space="preserve">2020</w:t>
-        <w:noBreakHyphen/>
-        <w:t xml:space="preserve">00020</w:t>
+        <w:t xml:space="preserve">2020-⁠00020</w:t>
       </w:r>
       <w:r>
         <w:t xml:space="preserve"> </w:t>
@@ -4387,9 +4383,7 @@
         <w:t xml:space="preserve"> </w:t>
       </w:r>
       <w:r>
-        <w:t xml:space="preserve">2019</w:t>
-        <w:noBreakHyphen/>
-        <w:t xml:space="preserve">01794</w:t>
+        <w:t xml:space="preserve">2019-⁠01794</w:t>
       </w:r>
       <w:r>
         <w:t xml:space="preserve"> </w:t>
@@ -5123,9 +5117,7 @@
         <w:t xml:space="preserve"> </w:t>
       </w:r>
       <w:r>
-        <w:t xml:space="preserve">2020</w:t>
-        <w:noBreakHyphen/>
-        <w:t xml:space="preserve">00268</w:t>
+        <w:t xml:space="preserve">2020-⁠00268</w:t>
       </w:r>
       <w:r>
         <w:t xml:space="preserve"> </w:t>
@@ -5293,9 +5285,7 @@
         <w:t xml:space="preserve"> </w:t>
       </w:r>
       <w:r>
-        <w:t xml:space="preserve">2019</w:t>
-        <w:noBreakHyphen/>
-        <w:t xml:space="preserve">02034</w:t>
+        <w:t xml:space="preserve">2019-⁠02034</w:t>
       </w:r>
       <w:r>
         <w:t xml:space="preserve"> </w:t>
@@ -5753,9 +5743,7 @@
         <w:t xml:space="preserve"> </w:t>
       </w:r>
       <w:r>
-        <w:t xml:space="preserve">2019</w:t>
-        <w:noBreakHyphen/>
-        <w:t xml:space="preserve">01900</w:t>
+        <w:t xml:space="preserve">2019-⁠01900</w:t>
       </w:r>
       <w:r>
         <w:t xml:space="preserve"> </w:t>
@@ -5851,9 +5839,7 @@
         <w:t xml:space="preserve"> </w:t>
       </w:r>
       <w:r>
-        <w:t xml:space="preserve">2020</w:t>
-        <w:noBreakHyphen/>
-        <w:t xml:space="preserve">01989</w:t>
+        <w:t xml:space="preserve">2020-⁠01989</w:t>
       </w:r>
       <w:r>
         <w:t xml:space="preserve"> </w:t>
@@ -6067,9 +6053,7 @@
         <w:t xml:space="preserve"> </w:t>
       </w:r>
       <w:r>
-        <w:t xml:space="preserve">2019</w:t>
-        <w:noBreakHyphen/>
-        <w:t xml:space="preserve">02074</w:t>
+        <w:t xml:space="preserve">2019-⁠02074</w:t>
       </w:r>
       <w:r>
         <w:t xml:space="preserve"> </w:t>
@@ -6477,9 +6461,7 @@
         <w:t xml:space="preserve"> </w:t>
       </w:r>
       <w:r>
-        <w:t xml:space="preserve">10</w:t>
-        <w:noBreakHyphen/>
-        <w:t xml:space="preserve">1164</w:t>
+        <w:t xml:space="preserve">10-⁠1164</w:t>
       </w:r>
       <w:r>
         <w:t xml:space="preserve"> </w:t>
@@ -6895,9 +6877,7 @@
         <w:t xml:space="preserve"> </w:t>
       </w:r>
       <w:r>
-        <w:t xml:space="preserve">95</w:t>
-        <w:noBreakHyphen/>
-        <w:t xml:space="preserve">2621</w:t>
+        <w:t xml:space="preserve">95-⁠2621</w:t>
       </w:r>
       <w:r>
         <w:t xml:space="preserve"> </w:t>
@@ -7029,9 +7009,7 @@
         <w:t xml:space="preserve"> </w:t>
       </w:r>
       <w:r>
-        <w:t xml:space="preserve">93-C</w:t>
-        <w:noBreakHyphen/>
-        <w:t xml:space="preserve">0690</w:t>
+        <w:t xml:space="preserve">93-C-⁠0690</w:t>
       </w:r>
       <w:r>
         <w:t xml:space="preserve"> </w:t>
@@ -7889,9 +7867,7 @@
         <w:t xml:space="preserve"> </w:t>
       </w:r>
       <w:r>
-        <w:t xml:space="preserve">2021</w:t>
-        <w:noBreakHyphen/>
-        <w:t xml:space="preserve">0589</w:t>
+        <w:t xml:space="preserve">2021-⁠0589</w:t>
       </w:r>
       <w:r>
         <w:t xml:space="preserve"> </w:t>
@@ -8763,9 +8739,7 @@
         <w:t xml:space="preserve"> </w:t>
       </w:r>
       <w:r>
-        <w:t xml:space="preserve">2019</w:t>
-        <w:noBreakHyphen/>
-        <w:t xml:space="preserve">01861</w:t>
+        <w:t xml:space="preserve">2019-⁠01861</w:t>
       </w:r>
       <w:r>
         <w:t xml:space="preserve"> </w:t>
@@ -9327,9 +9301,7 @@
         <w:t xml:space="preserve"> </w:t>
       </w:r>
       <w:r>
-        <w:t xml:space="preserve">2019</w:t>
-        <w:noBreakHyphen/>
-        <w:t xml:space="preserve">01718</w:t>
+        <w:t xml:space="preserve">2019-⁠01718</w:t>
       </w:r>
       <w:r>
         <w:t xml:space="preserve"> </w:t>
@@ -9419,9 +9391,7 @@
         <w:t xml:space="preserve"> </w:t>
       </w:r>
       <w:r>
-        <w:t xml:space="preserve">94</w:t>
-        <w:noBreakHyphen/>
-        <w:t xml:space="preserve">2982</w:t>
+        <w:t xml:space="preserve">94-⁠2982</w:t>
       </w:r>
       <w:r>
         <w:t xml:space="preserve"> </w:t>
@@ -9511,9 +9481,7 @@
         <w:t xml:space="preserve"> </w:t>
       </w:r>
       <w:r>
-        <w:t xml:space="preserve">2020</w:t>
-        <w:noBreakHyphen/>
-        <w:t xml:space="preserve">00378</w:t>
+        <w:t xml:space="preserve">2020-⁠00378</w:t>
       </w:r>
       <w:r>
         <w:t xml:space="preserve"> </w:t>
@@ -9687,9 +9655,7 @@
         <w:t xml:space="preserve"> </w:t>
       </w:r>
       <w:r>
-        <w:t xml:space="preserve">2020</w:t>
-        <w:noBreakHyphen/>
-        <w:t xml:space="preserve">00276</w:t>
+        <w:t xml:space="preserve">2020-⁠00276</w:t>
       </w:r>
       <w:r>
         <w:t xml:space="preserve"> </w:t>
@@ -9779,9 +9745,7 @@
         <w:t xml:space="preserve"> </w:t>
       </w:r>
       <w:r>
-        <w:t xml:space="preserve">2019</w:t>
-        <w:noBreakHyphen/>
-        <w:t xml:space="preserve">02053</w:t>
+        <w:t xml:space="preserve">2019-⁠02053</w:t>
       </w:r>
       <w:r>
         <w:t xml:space="preserve"> </w:t>
@@ -9871,9 +9835,7 @@
         <w:t xml:space="preserve"> </w:t>
       </w:r>
       <w:r>
-        <w:t xml:space="preserve">2020</w:t>
-        <w:noBreakHyphen/>
-        <w:t xml:space="preserve">00001</w:t>
+        <w:t xml:space="preserve">2020-⁠00001</w:t>
       </w:r>
       <w:r>
         <w:t xml:space="preserve"> </w:t>
@@ -9977,9 +9939,7 @@
         <w:t xml:space="preserve"> </w:t>
       </w:r>
       <w:r>
-        <w:t xml:space="preserve">16</w:t>
-        <w:noBreakHyphen/>
-        <w:t xml:space="preserve">0998</w:t>
+        <w:t xml:space="preserve">16-⁠0998</w:t>
       </w:r>
       <w:r>
         <w:t xml:space="preserve"> </w:t>
@@ -10193,9 +10153,7 @@
         <w:t xml:space="preserve"> </w:t>
       </w:r>
       <w:r>
-        <w:t xml:space="preserve">2019</w:t>
-        <w:noBreakHyphen/>
-        <w:t xml:space="preserve">01828</w:t>
+        <w:t xml:space="preserve">2019-⁠01828</w:t>
       </w:r>
       <w:r>
         <w:t xml:space="preserve"> </w:t>
@@ -10387,9 +10345,7 @@
         <w:t xml:space="preserve"> </w:t>
       </w:r>
       <w:r>
-        <w:t xml:space="preserve">2019</w:t>
-        <w:noBreakHyphen/>
-        <w:t xml:space="preserve">01952</w:t>
+        <w:t xml:space="preserve">2019-⁠01952</w:t>
       </w:r>
       <w:r>
         <w:t xml:space="preserve"> </w:t>
@@ -10479,9 +10435,7 @@
         <w:t xml:space="preserve"> </w:t>
       </w:r>
       <w:r>
-        <w:t xml:space="preserve">19</w:t>
-        <w:noBreakHyphen/>
-        <w:t xml:space="preserve">1929</w:t>
+        <w:t xml:space="preserve">19-⁠1929</w:t>
       </w:r>
       <w:r>
         <w:t xml:space="preserve"> </w:t>
@@ -10571,9 +10525,7 @@
         <w:t xml:space="preserve"> </w:t>
       </w:r>
       <w:r>
-        <w:t xml:space="preserve">2019</w:t>
-        <w:noBreakHyphen/>
-        <w:t xml:space="preserve">01815</w:t>
+        <w:t xml:space="preserve">2019-⁠01815</w:t>
       </w:r>
       <w:r>
         <w:t xml:space="preserve"> </w:t>
@@ -10687,9 +10639,7 @@
         <w:t xml:space="preserve"> </w:t>
       </w:r>
       <w:r>
-        <w:t xml:space="preserve">2007</w:t>
-        <w:noBreakHyphen/>
-        <w:t xml:space="preserve">2285</w:t>
+        <w:t xml:space="preserve">2007-⁠2285</w:t>
       </w:r>
       <w:r>
         <w:t xml:space="preserve"> </w:t>
@@ -10779,9 +10729,7 @@
         <w:t xml:space="preserve"> </w:t>
       </w:r>
       <w:r>
-        <w:t xml:space="preserve">2020</w:t>
-        <w:noBreakHyphen/>
-        <w:t xml:space="preserve">00291</w:t>
+        <w:t xml:space="preserve">2020-⁠00291</w:t>
       </w:r>
       <w:r>
         <w:t xml:space="preserve"> </w:t>
@@ -10871,9 +10819,7 @@
         <w:t xml:space="preserve"> </w:t>
       </w:r>
       <w:r>
-        <w:t xml:space="preserve">2020</w:t>
-        <w:noBreakHyphen/>
-        <w:t xml:space="preserve">00586</w:t>
+        <w:t xml:space="preserve">2020-⁠00586</w:t>
       </w:r>
       <w:r>
         <w:t xml:space="preserve"> </w:t>
@@ -11053,9 +10999,7 @@
         <w:t xml:space="preserve"> </w:t>
       </w:r>
       <w:r>
-        <w:t xml:space="preserve">2019</w:t>
-        <w:noBreakHyphen/>
-        <w:t xml:space="preserve">02075</w:t>
+        <w:t xml:space="preserve">2019-⁠02075</w:t>
       </w:r>
       <w:r>
         <w:t xml:space="preserve"> </w:t>
@@ -11145,9 +11089,7 @@
         <w:t xml:space="preserve"> </w:t>
       </w:r>
       <w:r>
-        <w:t xml:space="preserve">2020</w:t>
-        <w:noBreakHyphen/>
-        <w:t xml:space="preserve">00052</w:t>
+        <w:t xml:space="preserve">2020-⁠00052</w:t>
       </w:r>
       <w:r>
         <w:t xml:space="preserve"> </w:t>
@@ -11237,9 +11179,7 @@
         <w:t xml:space="preserve"> </w:t>
       </w:r>
       <w:r>
-        <w:t xml:space="preserve">2020</w:t>
-        <w:noBreakHyphen/>
-        <w:t xml:space="preserve">00055</w:t>
+        <w:t xml:space="preserve">2020-⁠00055</w:t>
       </w:r>
       <w:r>
         <w:t xml:space="preserve"> </w:t>
@@ -11329,9 +11269,7 @@
         <w:t xml:space="preserve"> </w:t>
       </w:r>
       <w:r>
-        <w:t xml:space="preserve">2019</w:t>
-        <w:noBreakHyphen/>
-        <w:t xml:space="preserve">01821</w:t>
+        <w:t xml:space="preserve">2019-⁠01821</w:t>
       </w:r>
       <w:r>
         <w:t xml:space="preserve"> </w:t>
@@ -11427,9 +11365,7 @@
         <w:t xml:space="preserve"> </w:t>
       </w:r>
       <w:r>
-        <w:t xml:space="preserve">13-CR</w:t>
-        <w:noBreakHyphen/>
-        <w:t xml:space="preserve">72522</w:t>
+        <w:t xml:space="preserve">13-CR-⁠72522</w:t>
       </w:r>
       <w:r>
         <w:t xml:space="preserve"> </w:t>
@@ -11531,9 +11467,7 @@
         <w:t xml:space="preserve"> </w:t>
       </w:r>
       <w:r>
-        <w:t xml:space="preserve">2019</w:t>
-        <w:noBreakHyphen/>
-        <w:t xml:space="preserve">01632</w:t>
+        <w:t xml:space="preserve">2019-⁠01632</w:t>
       </w:r>
       <w:r>
         <w:t xml:space="preserve"> </w:t>
@@ -11623,9 +11557,7 @@
         <w:t xml:space="preserve"> </w:t>
       </w:r>
       <w:r>
-        <w:t xml:space="preserve">2020</w:t>
-        <w:noBreakHyphen/>
-        <w:t xml:space="preserve">00873</w:t>
+        <w:t xml:space="preserve">2020-⁠00873</w:t>
       </w:r>
       <w:r>
         <w:t xml:space="preserve"> </w:t>
@@ -11715,9 +11647,7 @@
         <w:t xml:space="preserve"> </w:t>
       </w:r>
       <w:r>
-        <w:t xml:space="preserve">2021</w:t>
-        <w:noBreakHyphen/>
-        <w:t xml:space="preserve">0597</w:t>
+        <w:t xml:space="preserve">2021-⁠0597</w:t>
       </w:r>
       <w:r>
         <w:t xml:space="preserve"> </w:t>
@@ -11807,9 +11737,7 @@
         <w:t xml:space="preserve"> </w:t>
       </w:r>
       <w:r>
-        <w:t xml:space="preserve">2019</w:t>
-        <w:noBreakHyphen/>
-        <w:t xml:space="preserve">2088</w:t>
+        <w:t xml:space="preserve">2019-⁠2088</w:t>
       </w:r>
       <w:r>
         <w:t xml:space="preserve"> </w:t>
@@ -11899,9 +11827,7 @@
         <w:t xml:space="preserve"> </w:t>
       </w:r>
       <w:r>
-        <w:t xml:space="preserve">2020</w:t>
-        <w:noBreakHyphen/>
-        <w:t xml:space="preserve">00072</w:t>
+        <w:t xml:space="preserve">2020-⁠00072</w:t>
       </w:r>
       <w:r>
         <w:t xml:space="preserve"> </w:t>
@@ -11991,9 +11917,7 @@
         <w:t xml:space="preserve"> </w:t>
       </w:r>
       <w:r>
-        <w:t xml:space="preserve">2019</w:t>
-        <w:noBreakHyphen/>
-        <w:t xml:space="preserve">01354</w:t>
+        <w:t xml:space="preserve">2019-⁠01354</w:t>
       </w:r>
       <w:r>
         <w:t xml:space="preserve"> </w:t>
@@ -12083,9 +12007,7 @@
         <w:t xml:space="preserve"> </w:t>
       </w:r>
       <w:r>
-        <w:t xml:space="preserve">2020</w:t>
-        <w:noBreakHyphen/>
-        <w:t xml:space="preserve">00298</w:t>
+        <w:t xml:space="preserve">2020-⁠00298</w:t>
       </w:r>
       <w:r>
         <w:t xml:space="preserve"> </w:t>
@@ -12175,9 +12097,7 @@
         <w:t xml:space="preserve"> </w:t>
       </w:r>
       <w:r>
-        <w:t xml:space="preserve">2020</w:t>
-        <w:noBreakHyphen/>
-        <w:t xml:space="preserve">00280</w:t>
+        <w:t xml:space="preserve">2020-⁠00280</w:t>
       </w:r>
       <w:r>
         <w:t xml:space="preserve"> </w:t>
@@ -12267,9 +12187,7 @@
         <w:t xml:space="preserve"> </w:t>
       </w:r>
       <w:r>
-        <w:t xml:space="preserve">2020</w:t>
-        <w:noBreakHyphen/>
-        <w:t xml:space="preserve">00621</w:t>
+        <w:t xml:space="preserve">2020-⁠00621</w:t>
       </w:r>
       <w:r>
         <w:t xml:space="preserve"> </w:t>
@@ -12359,9 +12277,7 @@
         <w:t xml:space="preserve"> </w:t>
       </w:r>
       <w:r>
-        <w:t xml:space="preserve">2019</w:t>
-        <w:noBreakHyphen/>
-        <w:t xml:space="preserve">02066</w:t>
+        <w:t xml:space="preserve">2019-⁠02066</w:t>
       </w:r>
       <w:r>
         <w:t xml:space="preserve"> </w:t>
@@ -12451,9 +12367,7 @@
         <w:t xml:space="preserve"> </w:t>
       </w:r>
       <w:r>
-        <w:t xml:space="preserve">2019</w:t>
-        <w:noBreakHyphen/>
-        <w:t xml:space="preserve">01318</w:t>
+        <w:t xml:space="preserve">2019-⁠01318</w:t>
       </w:r>
       <w:r>
         <w:t xml:space="preserve"> </w:t>
@@ -12641,9 +12555,7 @@
         <w:t xml:space="preserve"> </w:t>
       </w:r>
       <w:r>
-        <w:t xml:space="preserve">12</w:t>
-        <w:noBreakHyphen/>
-        <w:t xml:space="preserve">2763</w:t>
+        <w:t xml:space="preserve">12-⁠2763</w:t>
       </w:r>
       <w:r>
         <w:t xml:space="preserve"> </w:t>
@@ -12733,9 +12645,7 @@
         <w:t xml:space="preserve"> </w:t>
       </w:r>
       <w:r>
-        <w:t xml:space="preserve">2021</w:t>
-        <w:noBreakHyphen/>
-        <w:t xml:space="preserve">0512</w:t>
+        <w:t xml:space="preserve">2021-⁠0512</w:t>
       </w:r>
       <w:r>
         <w:t xml:space="preserve"> </w:t>
@@ -12825,9 +12735,7 @@
         <w:t xml:space="preserve"> </w:t>
       </w:r>
       <w:r>
-        <w:t xml:space="preserve">2020</w:t>
-        <w:noBreakHyphen/>
-        <w:t xml:space="preserve">00004</w:t>
+        <w:t xml:space="preserve">2020-⁠00004</w:t>
       </w:r>
       <w:r>
         <w:t xml:space="preserve"> </w:t>
@@ -13001,9 +12909,7 @@
         <w:t xml:space="preserve"> </w:t>
       </w:r>
       <w:r>
-        <w:t xml:space="preserve">2019</w:t>
-        <w:noBreakHyphen/>
-        <w:t xml:space="preserve">02010</w:t>
+        <w:t xml:space="preserve">2019-⁠02010</w:t>
       </w:r>
       <w:r>
         <w:t xml:space="preserve"> </w:t>
@@ -13093,9 +12999,7 @@
         <w:t xml:space="preserve"> </w:t>
       </w:r>
       <w:r>
-        <w:t xml:space="preserve">2020</w:t>
-        <w:noBreakHyphen/>
-        <w:t xml:space="preserve">00069</w:t>
+        <w:t xml:space="preserve">2020-⁠00069</w:t>
       </w:r>
       <w:r>
         <w:t xml:space="preserve"> </w:t>
@@ -13185,9 +13089,7 @@
         <w:t xml:space="preserve"> </w:t>
       </w:r>
       <w:r>
-        <w:t xml:space="preserve">2020</w:t>
-        <w:noBreakHyphen/>
-        <w:t xml:space="preserve">00258</w:t>
+        <w:t xml:space="preserve">2020-⁠00258</w:t>
       </w:r>
       <w:r>
         <w:t xml:space="preserve"> </w:t>
@@ -13277,9 +13179,7 @@
         <w:t xml:space="preserve"> </w:t>
       </w:r>
       <w:r>
-        <w:t xml:space="preserve">2019</w:t>
-        <w:noBreakHyphen/>
-        <w:t xml:space="preserve">01818</w:t>
+        <w:t xml:space="preserve">2019-⁠01818</w:t>
       </w:r>
       <w:r>
         <w:t xml:space="preserve"> </w:t>
@@ -13369,9 +13269,7 @@
         <w:t xml:space="preserve"> </w:t>
       </w:r>
       <w:r>
-        <w:t xml:space="preserve">95</w:t>
-        <w:noBreakHyphen/>
-        <w:t xml:space="preserve">2385</w:t>
+        <w:t xml:space="preserve">95-⁠2385</w:t>
       </w:r>
       <w:r>
         <w:t xml:space="preserve"> </w:t>
@@ -19520,13 +19418,7 @@
         <w:t xml:space="preserve"> </w:t>
       </w:r>
       <w:r>
-        <w:t xml:space="preserve">court explained that “[w]ith a careful eye on racial demographics, the [1898 Constitutional] convention delegates sculpted a ‘facially race-neutral’ rule permitting 10-to</w:t>
-      </w:r>
-      <w:r>
-        <w:noBreakHyphen/>
-      </w:r>
-      <w:r>
-        <w:t xml:space="preserve">2 verdicts in order to ensure that African-American juror service would be meaningless.”</w:t>
+        <w:t xml:space="preserve">court explained that “[w]ith a careful eye on racial demographics, the [1898 Constitutional] convention delegates sculpted a ‘facially race-neutral’ rule permitting 10-to-⁠2 verdicts in order to ensure that African-American juror service would be meaningless.”</w:t>
       </w:r>
       <w:r>
         <w:t xml:space="preserve"> </w:t>
@@ -20209,13 +20101,7 @@
         <w:t xml:space="preserve">v. Maxie</w:t>
       </w:r>
       <w:r>
-        <w:t xml:space="preserve">, No. 13-CR</w:t>
-      </w:r>
-      <w:r>
-        <w:noBreakHyphen/>
-      </w:r>
-      <w:r>
-        <w:t xml:space="preserve">72522 (La. 11th Jud. Dist., Oct. 11, 2018), the court accepted evidence presented by Professor Thomas Frampton. Reddick App. at 1, p. 63–64. Professor Frampton analyzed a dataset of 2,280 Louisianan juror votes, and from that dataset he found that Black jurors cast 31.3% of the overall votes but represented 51.2% of the silenced, or “empty,” jury votes. Reddick App. at 1, p. 64. Based on the number of White juror votes, which made up 64% of the votes cast, White jurors made up only 43% of the silenced or “empty” jury votes.</w:t>
+        <w:t xml:space="preserve">, No. 13-CR-⁠72522 (La. 11th Jud. Dist., Oct. 11, 2018), the court accepted evidence presented by Professor Thomas Frampton. Reddick App. at 1, p. 63–64. Professor Frampton analyzed a dataset of 2,280 Louisianan juror votes, and from that dataset he found that Black jurors cast 31.3% of the overall votes but represented 51.2% of the silenced, or “empty,” jury votes. Reddick App. at 1, p. 64. Based on the number of White juror votes, which made up 64% of the votes cast, White jurors made up only 43% of the silenced or “empty” jury votes.</w:t>
       </w:r>
       <w:r>
         <w:t xml:space="preserve"> </w:t>
@@ -20644,19 +20530,7 @@
         <w:t xml:space="preserve"> </w:t>
       </w:r>
       <w:r>
-        <w:t xml:space="preserve">On the convention floor, Delegate Roy argued that the non-unanimous system was discriminatory, especially against minority defendants, but that increasing the majority required from 9</w:t>
-      </w:r>
-      <w:r>
-        <w:noBreakHyphen/>
-      </w:r>
-      <w:r>
-        <w:t xml:space="preserve">3 to 10-to</w:t>
-      </w:r>
-      <w:r>
-        <w:noBreakHyphen/>
-      </w:r>
-      <w:r>
-        <w:t xml:space="preserve">2 could lessen the discrimination. Reddick App. at 1, p. 21.</w:t>
+        <w:t xml:space="preserve">On the convention floor, Delegate Roy argued that the non-unanimous system was discriminatory, especially against minority defendants, but that increasing the majority required from 9-⁠3 to 10-to-⁠2 could lessen the discrimination. Reddick App. at 1, p. 21.</w:t>
       </w:r>
     </w:p>
     <w:p>
@@ -22423,13 +22297,7 @@
         <w:t xml:space="preserve">v. State</w:t>
       </w:r>
       <w:r>
-        <w:t xml:space="preserve">, 2021</w:t>
-      </w:r>
-      <w:r>
-        <w:noBreakHyphen/>
-      </w:r>
-      <w:r>
-        <w:t xml:space="preserve">0589 (La. App. 4 Cir. 11/18/21) (denying the State’s writ);</w:t>
+        <w:t xml:space="preserve">, 2021-⁠0589 (La. App. 4 Cir. 11/18/21) (denying the State’s writ);</w:t>
       </w:r>
       <w:r>
         <w:t xml:space="preserve"> </w:t>
@@ -22442,13 +22310,7 @@
         <w:t xml:space="preserve">State v. Waldron</w:t>
       </w:r>
       <w:r>
-        <w:t xml:space="preserve">, 2021</w:t>
-      </w:r>
-      <w:r>
-        <w:noBreakHyphen/>
-      </w:r>
-      <w:r>
-        <w:t xml:space="preserve">0512 (La. App. 4 Cir. 01/24/22) (“non-unanimous jury verdicts created an unacceptable risk and consequence of inaccurate, wrongful convictions.”);</w:t>
+        <w:t xml:space="preserve">, 2021-⁠0512 (La. App. 4 Cir. 01/24/22) (“non-unanimous jury verdicts created an unacceptable risk and consequence of inaccurate, wrongful convictions.”);</w:t>
       </w:r>
       <w:r>
         <w:t xml:space="preserve"> </w:t>
@@ -22475,13 +22337,7 @@
         <w:t xml:space="preserve">v. Melendez</w:t>
       </w:r>
       <w:r>
-        <w:t xml:space="preserve">, 2021</w:t>
-      </w:r>
-      <w:r>
-        <w:noBreakHyphen/>
-      </w:r>
-      <w:r>
-        <w:t xml:space="preserve">0597 (La. App. 4 Cir. 12/09/21). This Court need not follow</w:t>
+        <w:t xml:space="preserve">, 2021-⁠0597 (La. App. 4 Cir. 12/09/21). This Court need not follow</w:t>
       </w:r>
       <w:r>
         <w:t xml:space="preserve"> </w:t>
@@ -23252,13 +23108,7 @@
         <w:t xml:space="preserve">v. Waldron</w:t>
       </w:r>
       <w:r>
-        <w:t xml:space="preserve">, No. 2021</w:t>
-      </w:r>
-      <w:r>
-        <w:noBreakHyphen/>
-      </w:r>
-      <w:r>
-        <w:t xml:space="preserve">0512 (La. App. 4 Cir. 01/24/22) (“Louisiana has not abandoned the</w:t>
+        <w:t xml:space="preserve">, No. 2021-⁠0512 (La. App. 4 Cir. 01/24/22) (“Louisiana has not abandoned the</w:t>
       </w:r>
       <w:r>
         <w:t xml:space="preserve"> </w:t>
@@ -25261,13 +25111,7 @@
         <w:t xml:space="preserve">v. State</w:t>
       </w:r>
       <w:r>
-        <w:t xml:space="preserve">, 95</w:t>
-      </w:r>
-      <w:r>
-        <w:noBreakHyphen/>
-      </w:r>
-      <w:r>
-        <w:t xml:space="preserve">2385 (La. 07/02/96); 676 So.2d 87;</w:t>
+        <w:t xml:space="preserve">, 95-⁠2385 (La. 07/02/96); 676 So.2d 87;</w:t>
       </w:r>
       <w:r>
         <w:t xml:space="preserve"> </w:t>
@@ -25294,13 +25138,7 @@
         <w:t xml:space="preserve">v. Tate</w:t>
       </w:r>
       <w:r>
-        <w:t xml:space="preserve">, 12</w:t>
-      </w:r>
-      <w:r>
-        <w:noBreakHyphen/>
-      </w:r>
-      <w:r>
-        <w:t xml:space="preserve">2763 (La. 11/5/13); 130 So.3d 829.</w:t>
+        <w:t xml:space="preserve">, 12-⁠2763 (La. 11/5/13); 130 So.3d 829.</w:t>
       </w:r>
       <w:r>
         <w:rPr>
@@ -26533,13 +26371,7 @@
         <w:t xml:space="preserve">v. Granger</w:t>
       </w:r>
       <w:r>
-        <w:t xml:space="preserve">, 2007</w:t>
-      </w:r>
-      <w:r>
-        <w:noBreakHyphen/>
-      </w:r>
-      <w:r>
-        <w:t xml:space="preserve">2285 (La. 05/21/08); 982 So.2d 779, 787–88. In</w:t>
+        <w:t xml:space="preserve">, 2007-⁠2285 (La. 05/21/08); 982 So.2d 779, 787–88. In</w:t>
       </w:r>
       <w:r>
         <w:t xml:space="preserve"> </w:t>
@@ -26644,13 +26476,7 @@
         <w:t xml:space="preserve">v. RLCC Techs.</w:t>
       </w:r>
       <w:r>
-        <w:t xml:space="preserve">, 95</w:t>
-      </w:r>
-      <w:r>
-        <w:noBreakHyphen/>
-      </w:r>
-      <w:r>
-        <w:t xml:space="preserve">2621 (La. 02/28/96); 668 So.2d 1135, 1140 (“The second sentence [of Article I, § 3] uses absolute language, permitting no discrimination with respect to race or religion.”) (citing Lee</w:t>
+        <w:t xml:space="preserve">, 95-⁠2621 (La. 02/28/96); 668 So.2d 1135, 1140 (“The second sentence [of Article I, § 3] uses absolute language, permitting no discrimination with respect to race or religion.”) (citing Lee</w:t>
       </w:r>
       <w:r>
         <w:t xml:space="preserve"> </w:t>
@@ -26722,13 +26548,7 @@
         <w:t xml:space="preserve">v. Baxley</w:t>
       </w:r>
       <w:r>
-        <w:t xml:space="preserve">, 94</w:t>
-      </w:r>
-      <w:r>
-        <w:noBreakHyphen/>
-      </w:r>
-      <w:r>
-        <w:t xml:space="preserve">2982 (La. 05/22/95); 656 So.2d 973, 978.</w:t>
+        <w:t xml:space="preserve">, 94-⁠2982 (La. 05/22/95); 656 So.2d 973, 978.</w:t>
       </w:r>
     </w:p>
     <w:p>
@@ -26763,13 +26583,7 @@
         <w:t xml:space="preserve">Orleans v. Bd. of Comm’rs</w:t>
       </w:r>
       <w:r>
-        <w:t xml:space="preserve">, 93-C</w:t>
-      </w:r>
-      <w:r>
-        <w:noBreakHyphen/>
-      </w:r>
-      <w:r>
-        <w:t xml:space="preserve">0690 (La. 07/05/94); 640 So.2d 237, 256.</w:t>
+        <w:t xml:space="preserve">, 93-C-⁠0690 (La. 07/05/94); 640 So.2d 237, 256.</w:t>
       </w:r>
     </w:p>
     <w:p>
@@ -27566,13 +27380,7 @@
         <w:t xml:space="preserve">v. David Brown</w:t>
       </w:r>
       <w:r>
-        <w:t xml:space="preserve">, 16</w:t>
-      </w:r>
-      <w:r>
-        <w:noBreakHyphen/>
-      </w:r>
-      <w:r>
-        <w:t xml:space="preserve">0998 at 129 (La. 01/28/22).</w:t>
+        <w:t xml:space="preserve">, 16-⁠0998 at 129 (La. 01/28/22).</w:t>
       </w:r>
       <w:r>
         <w:rPr>
@@ -28095,13 +27903,7 @@
         <w:t xml:space="preserve">v. Gipson</w:t>
       </w:r>
       <w:r>
-        <w:t xml:space="preserve">, 2019</w:t>
-      </w:r>
-      <w:r>
-        <w:noBreakHyphen/>
-      </w:r>
-      <w:r>
-        <w:t xml:space="preserve">01815 (La. 06/03/20); 296 So. 3d 1051, 1057 (Johnson, J., dissenting) (internal citation omitted).</w:t>
+        <w:t xml:space="preserve">, 2019-⁠01815 (La. 06/03/20); 296 So. 3d 1051, 1057 (Johnson, J., dissenting) (internal citation omitted).</w:t>
       </w:r>
     </w:p>
     <w:p>
@@ -29083,11 +28885,7 @@
         <w:jc w:val="left"/>
       </w:pPr>
       <w:r>
-        <w:t xml:space="preserve">504</w:t>
-        <w:noBreakHyphen/>
-        <w:t xml:space="preserve">934</w:t>
-        <w:noBreakHyphen/>
-        <w:t xml:space="preserve">6715</w:t>
+        <w:t xml:space="preserve">504-⁠934-⁠6715</w:t>
       </w:r>
     </w:p>
     <w:p>
@@ -29248,11 +29046,7 @@
         <w:jc w:val="left"/>
       </w:pPr>
       <w:r>
-        <w:t xml:space="preserve">504</w:t>
-        <w:noBreakHyphen/>
-        <w:t xml:space="preserve">412</w:t>
-        <w:noBreakHyphen/>
-        <w:t xml:space="preserve">6001</w:t>
+        <w:t xml:space="preserve">504-⁠412-⁠6001</w:t>
       </w:r>
     </w:p>
     <w:p>
@@ -29543,11 +29337,7 @@
         <w:jc w:val="left"/>
       </w:pPr>
       <w:r>
-        <w:t xml:space="preserve">225</w:t>
-        <w:noBreakHyphen/>
-        <w:t xml:space="preserve">326</w:t>
-        <w:noBreakHyphen/>
-        <w:t xml:space="preserve">6705</w:t>
+        <w:t xml:space="preserve">225-⁠326-⁠6705</w:t>
       </w:r>
     </w:p>
     <w:p>
@@ -29760,11 +29550,7 @@
         <w:jc w:val="left"/>
       </w:pPr>
       <w:r>
-        <w:t xml:space="preserve">504</w:t>
-        <w:noBreakHyphen/>
-        <w:t xml:space="preserve">934</w:t>
-        <w:noBreakHyphen/>
-        <w:t xml:space="preserve">6630</w:t>
+        <w:t xml:space="preserve">504-⁠934-⁠6630</w:t>
       </w:r>
     </w:p>
     <w:p>
@@ -29989,11 +29775,7 @@
         <w:jc w:val="left"/>
       </w:pPr>
       <w:r>
-        <w:t xml:space="preserve">504</w:t>
-        <w:noBreakHyphen/>
-        <w:t xml:space="preserve">943</w:t>
-        <w:noBreakHyphen/>
-        <w:t xml:space="preserve">1902</w:t>
+        <w:t xml:space="preserve">504-⁠943-⁠1902</w:t>
       </w:r>
     </w:p>
     <w:p>
@@ -30148,11 +29930,7 @@
         <w:jc w:val="left"/>
       </w:pPr>
       <w:r>
-        <w:t xml:space="preserve">225</w:t>
-        <w:noBreakHyphen/>
-        <w:t xml:space="preserve">387</w:t>
-        <w:noBreakHyphen/>
-        <w:t xml:space="preserve">0237</w:t>
+        <w:t xml:space="preserve">225-⁠387-⁠0237</w:t>
       </w:r>
     </w:p>
     <w:p>
@@ -30731,13 +30509,7 @@
         <w:t xml:space="preserve">v. Maxie</w:t>
       </w:r>
       <w:r>
-        <w:t xml:space="preserve">, No. 13-CR</w:t>
-      </w:r>
-      <w:r>
-        <w:noBreakHyphen/>
-      </w:r>
-      <w:r>
-        <w:t xml:space="preserve">72522 (La. 11th Jud. Dist., Oct. 11, 2018)). Mr. Reddick submitted with his PCR Application the opinion from</w:t>
+        <w:t xml:space="preserve">, No. 13-CR-⁠72522 (La. 11th Jud. Dist., Oct. 11, 2018)). Mr. Reddick submitted with his PCR Application the opinion from</w:t>
       </w:r>
       <w:r>
         <w:t xml:space="preserve"> </w:t>
@@ -34678,13 +34450,7 @@
         <w:t xml:space="preserve">v. Ferreira</w:t>
       </w:r>
       <w:r>
-        <w:t xml:space="preserve">, 19</w:t>
-      </w:r>
-      <w:r>
-        <w:noBreakHyphen/>
-      </w:r>
-      <w:r>
-        <w:t xml:space="preserve">1929 (La. 10/14/20); 302 So.3d 1096. But</w:t>
+        <w:t xml:space="preserve">, 19-⁠1929 (La. 10/14/20); 302 So.3d 1096. But</w:t>
       </w:r>
       <w:r>
         <w:t xml:space="preserve"> </w:t>
@@ -35240,13 +35006,7 @@
         <w:t xml:space="preserve">v. Dotson</w:t>
       </w:r>
       <w:r>
-        <w:t xml:space="preserve">, 2019</w:t>
-      </w:r>
-      <w:r>
-        <w:noBreakHyphen/>
-      </w:r>
-      <w:r>
-        <w:t xml:space="preserve">01828 (La. 06/03/20); 296 So.3d 1059;</w:t>
+        <w:t xml:space="preserve">, 2019-⁠01828 (La. 06/03/20); 296 So.3d 1059;</w:t>
       </w:r>
       <w:r>
         <w:t xml:space="preserve"> </w:t>
@@ -35273,13 +35033,7 @@
         <w:t xml:space="preserve">v. Cook</w:t>
       </w:r>
       <w:r>
-        <w:t xml:space="preserve">, 2020</w:t>
-      </w:r>
-      <w:r>
-        <w:noBreakHyphen/>
-      </w:r>
-      <w:r>
-        <w:t xml:space="preserve">00001 (La. 08/14/20); 300 So.3d 838;</w:t>
+        <w:t xml:space="preserve">, 2020-⁠00001 (La. 08/14/20); 300 So.3d 838;</w:t>
       </w:r>
       <w:r>
         <w:t xml:space="preserve"> </w:t>
@@ -35306,13 +35060,7 @@
         <w:t xml:space="preserve">v. Parish</w:t>
       </w:r>
       <w:r>
-        <w:t xml:space="preserve">, 2020</w:t>
-      </w:r>
-      <w:r>
-        <w:noBreakHyphen/>
-      </w:r>
-      <w:r>
-        <w:t xml:space="preserve">00072 (La. 08/14/20); 300 So.3d 861;</w:t>
+        <w:t xml:space="preserve">, 2020-⁠00072 (La. 08/14/20); 300 So.3d 861;</w:t>
       </w:r>
       <w:r>
         <w:t xml:space="preserve"> </w:t>
@@ -35339,13 +35087,7 @@
         <w:t xml:space="preserve">v. McGuire</w:t>
       </w:r>
       <w:r>
-        <w:t xml:space="preserve">, 2019</w:t>
-      </w:r>
-      <w:r>
-        <w:noBreakHyphen/>
-      </w:r>
-      <w:r>
-        <w:t xml:space="preserve">01632 (La. 08/14/20); 300 So.3d 830;</w:t>
+        <w:t xml:space="preserve">, 2019-⁠01632 (La. 08/14/20); 300 So.3d 830;</w:t>
       </w:r>
       <w:r>
         <w:t xml:space="preserve"> </w:t>
@@ -35372,13 +35114,7 @@
         <w:t xml:space="preserve">v. Johnson</w:t>
       </w:r>
       <w:r>
-        <w:t xml:space="preserve">, 2019</w:t>
-      </w:r>
-      <w:r>
-        <w:noBreakHyphen/>
-      </w:r>
-      <w:r>
-        <w:t xml:space="preserve">02075 (La. 08/14/20); 300 So.3d 858;</w:t>
+        <w:t xml:space="preserve">, 2019-⁠02075 (La. 08/14/20); 300 So.3d 858;</w:t>
       </w:r>
       <w:r>
         <w:t xml:space="preserve"> </w:t>
@@ -35405,13 +35141,7 @@
         <w:t xml:space="preserve">v. Spencer</w:t>
       </w:r>
       <w:r>
-        <w:t xml:space="preserve">, 2019</w:t>
-      </w:r>
-      <w:r>
-        <w:noBreakHyphen/>
-      </w:r>
-      <w:r>
-        <w:t xml:space="preserve">01318 (La. 08/14/20); 300 So.3d 855;</w:t>
+        <w:t xml:space="preserve">, 2019-⁠01318 (La. 08/14/20); 300 So.3d 855;</w:t>
       </w:r>
       <w:r>
         <w:t xml:space="preserve"> </w:t>
@@ -35438,13 +35168,7 @@
         <w:t xml:space="preserve">v. Williams</w:t>
       </w:r>
       <w:r>
-        <w:t xml:space="preserve">, 2020</w:t>
-      </w:r>
-      <w:r>
-        <w:noBreakHyphen/>
-      </w:r>
-      <w:r>
-        <w:t xml:space="preserve">00069 (La. 08/14/20); 300 So.3d 860;</w:t>
+        <w:t xml:space="preserve">, 2020-⁠00069 (La. 08/14/20); 300 So.3d 860;</w:t>
       </w:r>
       <w:r>
         <w:t xml:space="preserve"> </w:t>
@@ -35471,13 +35195,7 @@
         <w:t xml:space="preserve">v. Withers</w:t>
       </w:r>
       <w:r>
-        <w:t xml:space="preserve">, 2020</w:t>
-      </w:r>
-      <w:r>
-        <w:noBreakHyphen/>
-      </w:r>
-      <w:r>
-        <w:t xml:space="preserve">00258 (La. 08/14/20); 300 So.3d 860;</w:t>
+        <w:t xml:space="preserve">, 2020-⁠00258 (La. 08/14/20); 300 So.3d 860;</w:t>
       </w:r>
       <w:r>
         <w:t xml:space="preserve"> </w:t>
@@ -35504,13 +35222,7 @@
         <w:t xml:space="preserve">v. Wardlaw</w:t>
       </w:r>
       <w:r>
-        <w:t xml:space="preserve">, 2020</w:t>
-      </w:r>
-      <w:r>
-        <w:noBreakHyphen/>
-      </w:r>
-      <w:r>
-        <w:t xml:space="preserve">00004 (La. 08/14/20); 300 So.3d 859;</w:t>
+        <w:t xml:space="preserve">, 2020-⁠00004 (La. 08/14/20); 300 So.3d 859;</w:t>
       </w:r>
       <w:r>
         <w:t xml:space="preserve"> </w:t>
@@ -35537,13 +35249,7 @@
         <w:t xml:space="preserve">v. Sonnier</w:t>
       </w:r>
       <w:r>
-        <w:t xml:space="preserve">, 2019</w:t>
-      </w:r>
-      <w:r>
-        <w:noBreakHyphen/>
-      </w:r>
-      <w:r>
-        <w:t xml:space="preserve">02066 (La. 08/14/20); 300 So.3d 857;</w:t>
+        <w:t xml:space="preserve">, 2019-⁠02066 (La. 08/14/20); 300 So.3d 857;</w:t>
       </w:r>
       <w:r>
         <w:t xml:space="preserve"> </w:t>
@@ -35570,13 +35276,7 @@
         <w:t xml:space="preserve">v. Pittman</w:t>
       </w:r>
       <w:r>
-        <w:t xml:space="preserve">, 2019</w:t>
-      </w:r>
-      <w:r>
-        <w:noBreakHyphen/>
-      </w:r>
-      <w:r>
-        <w:t xml:space="preserve">01354 (La. 08/14/20); 300 So.3d 856;</w:t>
+        <w:t xml:space="preserve">, 2019-⁠01354 (La. 08/14/20); 300 So.3d 856;</w:t>
       </w:r>
       <w:r>
         <w:t xml:space="preserve"> </w:t>
@@ -35603,13 +35303,7 @@
         <w:t xml:space="preserve">v. Carter</w:t>
       </w:r>
       <w:r>
-        <w:t xml:space="preserve">, 2019</w:t>
-      </w:r>
-      <w:r>
-        <w:noBreakHyphen/>
-      </w:r>
-      <w:r>
-        <w:t xml:space="preserve">02053 (La. 08/14/20); 300 So.3d 856;</w:t>
+        <w:t xml:space="preserve">, 2019-⁠02053 (La. 08/14/20); 300 So.3d 856;</w:t>
       </w:r>
       <w:r>
         <w:t xml:space="preserve"> </w:t>
@@ -35636,13 +35330,7 @@
         <w:t xml:space="preserve">v. Eaglin</w:t>
       </w:r>
       <w:r>
-        <w:t xml:space="preserve">, 2019</w:t>
-      </w:r>
-      <w:r>
-        <w:noBreakHyphen/>
-      </w:r>
-      <w:r>
-        <w:t xml:space="preserve">01952 (La. 08/14/20); 300 So.3d 840;</w:t>
+        <w:t xml:space="preserve">, 2019-⁠01952 (La. 08/14/20); 300 So.3d 840;</w:t>
       </w:r>
       <w:r>
         <w:t xml:space="preserve"> </w:t>
@@ -35669,13 +35357,7 @@
         <w:t xml:space="preserve">v. Kidd</w:t>
       </w:r>
       <w:r>
-        <w:t xml:space="preserve">, 2020</w:t>
-      </w:r>
-      <w:r>
-        <w:noBreakHyphen/>
-      </w:r>
-      <w:r>
-        <w:t xml:space="preserve">00055 (La. 08/14/20); 300 So.3d 828;</w:t>
+        <w:t xml:space="preserve">, 2020-⁠00055 (La. 08/14/20); 300 So.3d 828;</w:t>
       </w:r>
       <w:r>
         <w:t xml:space="preserve"> </w:t>
@@ -35702,13 +35384,7 @@
         <w:t xml:space="preserve">v. Skipper</w:t>
       </w:r>
       <w:r>
-        <w:t xml:space="preserve">, 2020</w:t>
-      </w:r>
-      <w:r>
-        <w:noBreakHyphen/>
-      </w:r>
-      <w:r>
-        <w:t xml:space="preserve">00280 (La. 09/08/20); 301 So.3d 16;</w:t>
+        <w:t xml:space="preserve">, 2020-⁠00280 (La. 09/08/20); 301 So.3d 16;</w:t>
       </w:r>
       <w:r>
         <w:t xml:space="preserve"> </w:t>
@@ -35762,13 +35438,7 @@
         <w:t xml:space="preserve">v. Hawthorne</w:t>
       </w:r>
       <w:r>
-        <w:t xml:space="preserve">, 2020</w:t>
-      </w:r>
-      <w:r>
-        <w:noBreakHyphen/>
-      </w:r>
-      <w:r>
-        <w:t xml:space="preserve">00586 (La. 09/29/20), 2020 WL 5793105;</w:t>
+        <w:t xml:space="preserve">, 2020-⁠00586 (La. 09/29/20), 2020 WL 5793105;</w:t>
       </w:r>
       <w:r>
         <w:t xml:space="preserve"> </w:t>
@@ -35795,13 +35465,7 @@
         <w:t xml:space="preserve">v. Johnson</w:t>
       </w:r>
       <w:r>
-        <w:t xml:space="preserve">, 2020</w:t>
-      </w:r>
-      <w:r>
-        <w:noBreakHyphen/>
-      </w:r>
-      <w:r>
-        <w:t xml:space="preserve">00052 (La. 09/29/20), 2020 WL 5793805;</w:t>
+        <w:t xml:space="preserve">, 2020-⁠00052 (La. 09/29/20), 2020 WL 5793805;</w:t>
       </w:r>
       <w:r>
         <w:t xml:space="preserve"> </w:t>
@@ -35828,13 +35492,7 @@
         <w:t xml:space="preserve">v. Vannoy</w:t>
       </w:r>
       <w:r>
-        <w:t xml:space="preserve">, 2019</w:t>
-      </w:r>
-      <w:r>
-        <w:noBreakHyphen/>
-      </w:r>
-      <w:r>
-        <w:t xml:space="preserve">01861 (La. 06/03/20); 296 So.3d 1033;</w:t>
+        <w:t xml:space="preserve">, 2019-⁠01861 (La. 06/03/20); 296 So.3d 1033;</w:t>
       </w:r>
       <w:r>
         <w:t xml:space="preserve"> </w:t>
@@ -35861,13 +35519,7 @@
         <w:t xml:space="preserve">v. State</w:t>
       </w:r>
       <w:r>
-        <w:t xml:space="preserve">, 2019</w:t>
-      </w:r>
-      <w:r>
-        <w:noBreakHyphen/>
-      </w:r>
-      <w:r>
-        <w:t xml:space="preserve">01900 (La. 06/03/20); 296 So. 3d 1060;</w:t>
+        <w:t xml:space="preserve">, 2019-⁠01900 (La. 06/03/20); 296 So. 3d 1060;</w:t>
       </w:r>
       <w:r>
         <w:t xml:space="preserve"> </w:t>
@@ -35894,13 +35546,7 @@
         <w:t xml:space="preserve">v. Brown</w:t>
       </w:r>
       <w:r>
-        <w:t xml:space="preserve">, 2020</w:t>
-      </w:r>
-      <w:r>
-        <w:noBreakHyphen/>
-      </w:r>
-      <w:r>
-        <w:t xml:space="preserve">00276 (La. 06/22/20); 297 So.3d 721;</w:t>
+        <w:t xml:space="preserve">, 2020-⁠00276 (La. 06/22/20); 297 So.3d 721;</w:t>
       </w:r>
       <w:r>
         <w:t xml:space="preserve"> </w:t>
@@ -35927,13 +35573,7 @@
         <w:t xml:space="preserve">v. Vannoy</w:t>
       </w:r>
       <w:r>
-        <w:t xml:space="preserve">, 2019</w:t>
-      </w:r>
-      <w:r>
-        <w:noBreakHyphen/>
-      </w:r>
-      <w:r>
-        <w:t xml:space="preserve">01794 (La. 07/24/20); 299 So.3d 54;</w:t>
+        <w:t xml:space="preserve">, 2019-⁠01794 (La. 07/24/20); 299 So.3d 54;</w:t>
       </w:r>
       <w:r>
         <w:t xml:space="preserve"> </w:t>
@@ -35960,13 +35600,7 @@
         <w:t xml:space="preserve">v. State</w:t>
       </w:r>
       <w:r>
-        <w:t xml:space="preserve">, 2020</w:t>
-      </w:r>
-      <w:r>
-        <w:noBreakHyphen/>
-      </w:r>
-      <w:r>
-        <w:t xml:space="preserve">01989 (La. 08/14/20); 300 So.3d 824;</w:t>
+        <w:t xml:space="preserve">, 2020-⁠01989 (La. 08/14/20); 300 So.3d 824;</w:t>
       </w:r>
       <w:r>
         <w:t xml:space="preserve"> </w:t>
@@ -35993,13 +35627,7 @@
         <w:t xml:space="preserve">v. State</w:t>
       </w:r>
       <w:r>
-        <w:t xml:space="preserve">, 2019</w:t>
-      </w:r>
-      <w:r>
-        <w:noBreakHyphen/>
-      </w:r>
-      <w:r>
-        <w:t xml:space="preserve">02074 (La. 08/14/20); 300 So.3d 858;</w:t>
+        <w:t xml:space="preserve">, 2019-⁠02074 (La. 08/14/20); 300 So.3d 858;</w:t>
       </w:r>
       <w:r>
         <w:t xml:space="preserve"> </w:t>
@@ -36026,13 +35654,7 @@
         <w:t xml:space="preserve">v. Vannoy</w:t>
       </w:r>
       <w:r>
-        <w:t xml:space="preserve">, 2019</w:t>
-      </w:r>
-      <w:r>
-        <w:noBreakHyphen/>
-      </w:r>
-      <w:r>
-        <w:t xml:space="preserve">02034 (La. 08/14/20); 300 So.3d 857;</w:t>
+        <w:t xml:space="preserve">, 2019-⁠02034 (La. 08/14/20); 300 So.3d 857;</w:t>
       </w:r>
       <w:r>
         <w:t xml:space="preserve"> </w:t>
@@ -36059,13 +35681,7 @@
         <w:t xml:space="preserve">v. Harris</w:t>
       </w:r>
       <w:r>
-        <w:t xml:space="preserve">, 2020</w:t>
-      </w:r>
-      <w:r>
-        <w:noBreakHyphen/>
-      </w:r>
-      <w:r>
-        <w:t xml:space="preserve">00291 (La. 09/08/20); 301 So.3d 13;</w:t>
+        <w:t xml:space="preserve">, 2020-⁠00291 (La. 09/08/20); 301 So.3d 13;</w:t>
       </w:r>
       <w:r>
         <w:t xml:space="preserve"> </w:t>
@@ -36092,13 +35708,7 @@
         <w:t xml:space="preserve">v. Smith</w:t>
       </w:r>
       <w:r>
-        <w:t xml:space="preserve">, 2020</w:t>
-      </w:r>
-      <w:r>
-        <w:noBreakHyphen/>
-      </w:r>
-      <w:r>
-        <w:t xml:space="preserve">00621 (La. 09/29/20), 2020 WL 5793717;</w:t>
+        <w:t xml:space="preserve">, 2020-⁠00621 (La. 09/29/20), 2020 WL 5793717;</w:t>
       </w:r>
       <w:r>
         <w:t xml:space="preserve"> </w:t>
@@ -36125,13 +35735,7 @@
         <w:t xml:space="preserve">v. State</w:t>
       </w:r>
       <w:r>
-        <w:t xml:space="preserve">, 2020</w:t>
-      </w:r>
-      <w:r>
-        <w:noBreakHyphen/>
-      </w:r>
-      <w:r>
-        <w:t xml:space="preserve">00268 (La. 10/06/20), 2020 WL 5904873;</w:t>
+        <w:t xml:space="preserve">, 2020-⁠00268 (La. 10/06/20), 2020 WL 5904873;</w:t>
       </w:r>
       <w:r>
         <w:t xml:space="preserve"> </w:t>
@@ -36158,13 +35762,7 @@
         <w:t xml:space="preserve">v. Vannoy</w:t>
       </w:r>
       <w:r>
-        <w:t xml:space="preserve">, 2020</w:t>
-      </w:r>
-      <w:r>
-        <w:noBreakHyphen/>
-      </w:r>
-      <w:r>
-        <w:t xml:space="preserve">00020 (La. 10/06/20), 2020 WL 5905099;</w:t>
+        <w:t xml:space="preserve">, 2020-⁠00020 (La. 10/06/20), 2020 WL 5905099;</w:t>
       </w:r>
       <w:r>
         <w:t xml:space="preserve"> </w:t>
@@ -36191,13 +35789,7 @@
         <w:t xml:space="preserve">v. Barrett</w:t>
       </w:r>
       <w:r>
-        <w:t xml:space="preserve">, 2019</w:t>
-      </w:r>
-      <w:r>
-        <w:noBreakHyphen/>
-      </w:r>
-      <w:r>
-        <w:t xml:space="preserve">01718 (La. 08/14/20); 300 So.3d 827;</w:t>
+        <w:t xml:space="preserve">, 2019-⁠01718 (La. 08/14/20); 300 So.3d 827;</w:t>
       </w:r>
       <w:r>
         <w:t xml:space="preserve"> </w:t>
@@ -36224,13 +35816,7 @@
         <w:t xml:space="preserve">v. Mason</w:t>
       </w:r>
       <w:r>
-        <w:t xml:space="preserve">, 2019</w:t>
-      </w:r>
-      <w:r>
-        <w:noBreakHyphen/>
-      </w:r>
-      <w:r>
-        <w:t xml:space="preserve">01821 (La. 08/14/20), 2020 WL 4726952;</w:t>
+        <w:t xml:space="preserve">, 2019-⁠01821 (La. 08/14/20), 2020 WL 4726952;</w:t>
       </w:r>
       <w:r>
         <w:t xml:space="preserve"> </w:t>
@@ -36257,13 +35843,7 @@
         <w:t xml:space="preserve">v. Mims</w:t>
       </w:r>
       <w:r>
-        <w:t xml:space="preserve">, 2019</w:t>
-      </w:r>
-      <w:r>
-        <w:noBreakHyphen/>
-      </w:r>
-      <w:r>
-        <w:t xml:space="preserve">2088 (La. 08/14/20); 300 So.3d 867;</w:t>
+        <w:t xml:space="preserve">, 2019-⁠2088 (La. 08/14/20); 300 So.3d 867;</w:t>
       </w:r>
       <w:r>
         <w:t xml:space="preserve"> </w:t>
@@ -36290,13 +35870,7 @@
         <w:t xml:space="preserve">v. Williams</w:t>
       </w:r>
       <w:r>
-        <w:t xml:space="preserve">, 2019</w:t>
-      </w:r>
-      <w:r>
-        <w:noBreakHyphen/>
-      </w:r>
-      <w:r>
-        <w:t xml:space="preserve">02010 (La. 08/14/20); 300 So.3d 856.</w:t>
+        <w:t xml:space="preserve">, 2019-⁠02010 (La. 08/14/20); 300 So.3d 856.</w:t>
       </w:r>
     </w:p>
   </w:footnote>
@@ -36336,13 +35910,7 @@
         <w:t xml:space="preserve">v. Young</w:t>
       </w:r>
       <w:r>
-        <w:t xml:space="preserve">, 2019</w:t>
-      </w:r>
-      <w:r>
-        <w:noBreakHyphen/>
-      </w:r>
-      <w:r>
-        <w:t xml:space="preserve">01818 (La. 06/12/20), 2020 WL 3424876;</w:t>
+        <w:t xml:space="preserve">, 2019-⁠01818 (La. 06/12/20), 2020 WL 3424876;</w:t>
       </w:r>
       <w:r>
         <w:t xml:space="preserve"> </w:t>
@@ -36369,13 +35937,7 @@
         <w:t xml:space="preserve">v. Brooks</w:t>
       </w:r>
       <w:r>
-        <w:t xml:space="preserve">, 2020</w:t>
-      </w:r>
-      <w:r>
-        <w:noBreakHyphen/>
-      </w:r>
-      <w:r>
-        <w:t xml:space="preserve">00378 (La. 10/14/20), 2020 WL 6059695.</w:t>
+        <w:t xml:space="preserve">, 2020-⁠00378 (La. 10/14/20), 2020 WL 6059695.</w:t>
       </w:r>
     </w:p>
   </w:footnote>
@@ -36415,13 +35977,7 @@
         <w:t xml:space="preserve">v. McKnight</w:t>
       </w:r>
       <w:r>
-        <w:t xml:space="preserve">, 2020</w:t>
-      </w:r>
-      <w:r>
-        <w:noBreakHyphen/>
-      </w:r>
-      <w:r>
-        <w:t xml:space="preserve">00873 (La. 07/17/20); 299 So.3d 64.</w:t>
+        <w:t xml:space="preserve">, 2020-⁠00873 (La. 07/17/20); 299 So.3d 64.</w:t>
       </w:r>
     </w:p>
   </w:footnote>
@@ -36501,13 +36057,7 @@
         <w:t xml:space="preserve">v. Dotson</w:t>
       </w:r>
       <w:r>
-        <w:t xml:space="preserve">, 2019</w:t>
-      </w:r>
-      <w:r>
-        <w:noBreakHyphen/>
-      </w:r>
-      <w:r>
-        <w:t xml:space="preserve">01828 (La. 06/03/20); 296 So.3d 1059;</w:t>
+        <w:t xml:space="preserve">, 2019-⁠01828 (La. 06/03/20); 296 So.3d 1059;</w:t>
       </w:r>
       <w:r>
         <w:t xml:space="preserve"> </w:t>
@@ -36534,13 +36084,7 @@
         <w:t xml:space="preserve">v. Cook</w:t>
       </w:r>
       <w:r>
-        <w:t xml:space="preserve">, 2020</w:t>
-      </w:r>
-      <w:r>
-        <w:noBreakHyphen/>
-      </w:r>
-      <w:r>
-        <w:t xml:space="preserve">00001 (La. 08/14/20); 300 So.3d 838;</w:t>
+        <w:t xml:space="preserve">, 2020-⁠00001 (La. 08/14/20); 300 So.3d 838;</w:t>
       </w:r>
       <w:r>
         <w:t xml:space="preserve"> </w:t>
@@ -36567,13 +36111,7 @@
         <w:t xml:space="preserve">v. Parish</w:t>
       </w:r>
       <w:r>
-        <w:t xml:space="preserve">, 2020</w:t>
-      </w:r>
-      <w:r>
-        <w:noBreakHyphen/>
-      </w:r>
-      <w:r>
-        <w:t xml:space="preserve">00072 (La. 08/14/20); 300 So.3d 861;</w:t>
+        <w:t xml:space="preserve">, 2020-⁠00072 (La. 08/14/20); 300 So.3d 861;</w:t>
       </w:r>
       <w:r>
         <w:t xml:space="preserve"> </w:t>
@@ -36600,13 +36138,7 @@
         <w:t xml:space="preserve">v. McGuire</w:t>
       </w:r>
       <w:r>
-        <w:t xml:space="preserve">, 2019</w:t>
-      </w:r>
-      <w:r>
-        <w:noBreakHyphen/>
-      </w:r>
-      <w:r>
-        <w:t xml:space="preserve">01632 (La. 08/14/20); 300 So.3d 830;</w:t>
+        <w:t xml:space="preserve">, 2019-⁠01632 (La. 08/14/20); 300 So.3d 830;</w:t>
       </w:r>
       <w:r>
         <w:t xml:space="preserve"> </w:t>
@@ -36633,13 +36165,7 @@
         <w:t xml:space="preserve">v. Withers</w:t>
       </w:r>
       <w:r>
-        <w:t xml:space="preserve">, 2020</w:t>
-      </w:r>
-      <w:r>
-        <w:noBreakHyphen/>
-      </w:r>
-      <w:r>
-        <w:t xml:space="preserve">00258 (La. 08/14/20); 300 So.3d 860;</w:t>
+        <w:t xml:space="preserve">, 2020-⁠00258 (La. 08/14/20); 300 So.3d 860;</w:t>
       </w:r>
       <w:r>
         <w:t xml:space="preserve"> </w:t>
@@ -36666,13 +36192,7 @@
         <w:t xml:space="preserve">v. Sonnier</w:t>
       </w:r>
       <w:r>
-        <w:t xml:space="preserve">, 2019</w:t>
-      </w:r>
-      <w:r>
-        <w:noBreakHyphen/>
-      </w:r>
-      <w:r>
-        <w:t xml:space="preserve">02066 (La. 08/14/20); 300 So.3d 857;</w:t>
+        <w:t xml:space="preserve">, 2019-⁠02066 (La. 08/14/20); 300 So.3d 857;</w:t>
       </w:r>
       <w:r>
         <w:t xml:space="preserve"> </w:t>
@@ -36699,13 +36219,7 @@
         <w:t xml:space="preserve">v. Carter</w:t>
       </w:r>
       <w:r>
-        <w:t xml:space="preserve">, 2019</w:t>
-      </w:r>
-      <w:r>
-        <w:noBreakHyphen/>
-      </w:r>
-      <w:r>
-        <w:t xml:space="preserve">02053 (La. 08/14/20); 300 So.3d 856;</w:t>
+        <w:t xml:space="preserve">, 2019-⁠02053 (La. 08/14/20); 300 So.3d 856;</w:t>
       </w:r>
       <w:r>
         <w:t xml:space="preserve"> </w:t>
@@ -36732,13 +36246,7 @@
         <w:t xml:space="preserve">v. Eaglin</w:t>
       </w:r>
       <w:r>
-        <w:t xml:space="preserve">, 2019</w:t>
-      </w:r>
-      <w:r>
-        <w:noBreakHyphen/>
-      </w:r>
-      <w:r>
-        <w:t xml:space="preserve">01952 (La. 08/14/20); 300 So.3d 840;</w:t>
+        <w:t xml:space="preserve">, 2019-⁠01952 (La. 08/14/20); 300 So.3d 840;</w:t>
       </w:r>
       <w:r>
         <w:t xml:space="preserve"> </w:t>
@@ -36765,13 +36273,7 @@
         <w:t xml:space="preserve">v. Kidd</w:t>
       </w:r>
       <w:r>
-        <w:t xml:space="preserve">, 2020</w:t>
-      </w:r>
-      <w:r>
-        <w:noBreakHyphen/>
-      </w:r>
-      <w:r>
-        <w:t xml:space="preserve">00055 (La. 08/14/20); 300 So.3d 828;</w:t>
+        <w:t xml:space="preserve">, 2020-⁠00055 (La. 08/14/20); 300 So.3d 828;</w:t>
       </w:r>
       <w:r>
         <w:t xml:space="preserve"> </w:t>
@@ -36798,13 +36300,7 @@
         <w:t xml:space="preserve">v. Sims</w:t>
       </w:r>
       <w:r>
-        <w:t xml:space="preserve">, 2020</w:t>
-      </w:r>
-      <w:r>
-        <w:noBreakHyphen/>
-      </w:r>
-      <w:r>
-        <w:t xml:space="preserve">00298 (La. 09/08/20); 301 So.3d 17;</w:t>
+        <w:t xml:space="preserve">, 2020-⁠00298 (La. 09/08/20); 301 So.3d 17;</w:t>
       </w:r>
       <w:r>
         <w:t xml:space="preserve"> </w:t>
@@ -36831,13 +36327,7 @@
         <w:t xml:space="preserve">v. Johnson</w:t>
       </w:r>
       <w:r>
-        <w:t xml:space="preserve">, 2020</w:t>
-      </w:r>
-      <w:r>
-        <w:noBreakHyphen/>
-      </w:r>
-      <w:r>
-        <w:t xml:space="preserve">00052 (La. 09/29/20), 2020 WL 5793805;</w:t>
+        <w:t xml:space="preserve">, 2020-⁠00052 (La. 09/29/20), 2020 WL 5793805;</w:t>
       </w:r>
       <w:r>
         <w:t xml:space="preserve"> </w:t>
@@ -36864,13 +36354,7 @@
         <w:t xml:space="preserve">v. Mason</w:t>
       </w:r>
       <w:r>
-        <w:t xml:space="preserve">, 2019</w:t>
-      </w:r>
-      <w:r>
-        <w:noBreakHyphen/>
-      </w:r>
-      <w:r>
-        <w:t xml:space="preserve">01821 (La. 08/14/20), 2020 WL 4726952;</w:t>
+        <w:t xml:space="preserve">, 2019-⁠01821 (La. 08/14/20), 2020 WL 4726952;</w:t>
       </w:r>
       <w:r>
         <w:t xml:space="preserve"> </w:t>
@@ -36897,13 +36381,7 @@
         <w:t xml:space="preserve">v. Williams</w:t>
       </w:r>
       <w:r>
-        <w:t xml:space="preserve">, 2019</w:t>
-      </w:r>
-      <w:r>
-        <w:noBreakHyphen/>
-      </w:r>
-      <w:r>
-        <w:t xml:space="preserve">02010 (La. 08/14/20); 300 So.3d 856;</w:t>
+        <w:t xml:space="preserve">, 2019-⁠02010 (La. 08/14/20); 300 So.3d 856;</w:t>
       </w:r>
       <w:r>
         <w:t xml:space="preserve"> </w:t>
@@ -36930,13 +36408,7 @@
         <w:t xml:space="preserve">v. State</w:t>
       </w:r>
       <w:r>
-        <w:t xml:space="preserve">, 2019</w:t>
-      </w:r>
-      <w:r>
-        <w:noBreakHyphen/>
-      </w:r>
-      <w:r>
-        <w:t xml:space="preserve">01900 (La. 06/03/20); 296 So. 3d 1060;</w:t>
+        <w:t xml:space="preserve">, 2019-⁠01900 (La. 06/03/20); 296 So. 3d 1060;</w:t>
       </w:r>
       <w:r>
         <w:t xml:space="preserve"> </w:t>
@@ -36963,13 +36435,7 @@
         <w:t xml:space="preserve">v. Vannoy</w:t>
       </w:r>
       <w:r>
-        <w:t xml:space="preserve">, 2019</w:t>
-      </w:r>
-      <w:r>
-        <w:noBreakHyphen/>
-      </w:r>
-      <w:r>
-        <w:t xml:space="preserve">01861 (La. 06/03/20); 296 So.3d 1033.</w:t>
+        <w:t xml:space="preserve">, 2019-⁠01861 (La. 06/03/20); 296 So.3d 1033.</w:t>
       </w:r>
     </w:p>
   </w:footnote>
@@ -37009,13 +36475,7 @@
         <w:t xml:space="preserve">Jones v. State</w:t>
       </w:r>
       <w:r>
-        <w:t xml:space="preserve">, 2019</w:t>
-      </w:r>
-      <w:r>
-        <w:noBreakHyphen/>
-      </w:r>
-      <w:r>
-        <w:t xml:space="preserve">01900 (La. 06/03/20); 296 So. 3d 1060;</w:t>
+        <w:t xml:space="preserve">, 2019-⁠01900 (La. 06/03/20); 296 So. 3d 1060;</w:t>
       </w:r>
       <w:r>
         <w:t xml:space="preserve"> </w:t>
@@ -37042,13 +36502,7 @@
         <w:t xml:space="preserve">v. Young</w:t>
       </w:r>
       <w:r>
-        <w:t xml:space="preserve">, 2019</w:t>
-      </w:r>
-      <w:r>
-        <w:noBreakHyphen/>
-      </w:r>
-      <w:r>
-        <w:t xml:space="preserve">01818 (La. 06/12/20), 2020 WL 3424876;</w:t>
+        <w:t xml:space="preserve">, 2019-⁠01818 (La. 06/12/20), 2020 WL 3424876;</w:t>
       </w:r>
       <w:r>
         <w:t xml:space="preserve"> </w:t>
@@ -37075,13 +36529,7 @@
         <w:t xml:space="preserve">v. Brown</w:t>
       </w:r>
       <w:r>
-        <w:t xml:space="preserve">, 2020</w:t>
-      </w:r>
-      <w:r>
-        <w:noBreakHyphen/>
-      </w:r>
-      <w:r>
-        <w:t xml:space="preserve">00276 (La. 06/22/20); 297 So.3d 721;</w:t>
+        <w:t xml:space="preserve">, 2020-⁠00276 (La. 06/22/20); 297 So.3d 721;</w:t>
       </w:r>
       <w:r>
         <w:t xml:space="preserve"> </w:t>
@@ -37108,13 +36556,7 @@
         <w:t xml:space="preserve">v. Vannoy</w:t>
       </w:r>
       <w:r>
-        <w:t xml:space="preserve">, 2019</w:t>
-      </w:r>
-      <w:r>
-        <w:noBreakHyphen/>
-      </w:r>
-      <w:r>
-        <w:t xml:space="preserve">01794 (La. 07/24/20); 299 So.3d 54;</w:t>
+        <w:t xml:space="preserve">, 2019-⁠01794 (La. 07/24/20); 299 So.3d 54;</w:t>
       </w:r>
       <w:r>
         <w:t xml:space="preserve"> </w:t>
@@ -37141,13 +36583,7 @@
         <w:t xml:space="preserve">v. State</w:t>
       </w:r>
       <w:r>
-        <w:t xml:space="preserve">, 2019</w:t>
-      </w:r>
-      <w:r>
-        <w:noBreakHyphen/>
-      </w:r>
-      <w:r>
-        <w:t xml:space="preserve">02074 (La. 08/14/20); 300 So.3d 858;</w:t>
+        <w:t xml:space="preserve">, 2019-⁠02074 (La. 08/14/20); 300 So.3d 858;</w:t>
       </w:r>
       <w:r>
         <w:t xml:space="preserve"> </w:t>
@@ -37174,13 +36610,7 @@
         <w:t xml:space="preserve">v. Vannoy</w:t>
       </w:r>
       <w:r>
-        <w:t xml:space="preserve">, 2019</w:t>
-      </w:r>
-      <w:r>
-        <w:noBreakHyphen/>
-      </w:r>
-      <w:r>
-        <w:t xml:space="preserve">02034 (La. 08/14/20); 300 So.3d 857;</w:t>
+        <w:t xml:space="preserve">, 2019-⁠02034 (La. 08/14/20); 300 So.3d 857;</w:t>
       </w:r>
       <w:r>
         <w:t xml:space="preserve"> </w:t>
@@ -37207,13 +36637,7 @@
         <w:t xml:space="preserve">v. Vannoy</w:t>
       </w:r>
       <w:r>
-        <w:t xml:space="preserve">, 2020</w:t>
-      </w:r>
-      <w:r>
-        <w:noBreakHyphen/>
-      </w:r>
-      <w:r>
-        <w:t xml:space="preserve">00020 (La. 10/06/20), 2020 WL 5905099;</w:t>
+        <w:t xml:space="preserve">, 2020-⁠00020 (La. 10/06/20), 2020 WL 5905099;</w:t>
       </w:r>
       <w:r>
         <w:t xml:space="preserve"> </w:t>
@@ -37240,13 +36664,7 @@
         <w:t xml:space="preserve">v. Barrett</w:t>
       </w:r>
       <w:r>
-        <w:t xml:space="preserve">, 2019</w:t>
-      </w:r>
-      <w:r>
-        <w:noBreakHyphen/>
-      </w:r>
-      <w:r>
-        <w:t xml:space="preserve">01718 (La. 08/14/20); 300 So.3d 827;</w:t>
+        <w:t xml:space="preserve">, 2019-⁠01718 (La. 08/14/20); 300 So.3d 827;</w:t>
       </w:r>
       <w:r>
         <w:t xml:space="preserve"> </w:t>
@@ -37273,13 +36691,7 @@
         <w:t xml:space="preserve">v. Mason</w:t>
       </w:r>
       <w:r>
-        <w:t xml:space="preserve">, 2019</w:t>
-      </w:r>
-      <w:r>
-        <w:noBreakHyphen/>
-      </w:r>
-      <w:r>
-        <w:t xml:space="preserve">01821 (La. 08/14/20), 2020 WL 4726952;</w:t>
+        <w:t xml:space="preserve">, 2019-⁠01821 (La. 08/14/20), 2020 WL 4726952;</w:t>
       </w:r>
       <w:r>
         <w:t xml:space="preserve"> </w:t>
@@ -37306,13 +36718,7 @@
         <w:t xml:space="preserve">v. Mims</w:t>
       </w:r>
       <w:r>
-        <w:t xml:space="preserve">, 2019</w:t>
-      </w:r>
-      <w:r>
-        <w:noBreakHyphen/>
-      </w:r>
-      <w:r>
-        <w:t xml:space="preserve">2088 (La. 08/14/20); 300 So.3d 867;</w:t>
+        <w:t xml:space="preserve">, 2019-⁠2088 (La. 08/14/20); 300 So.3d 867;</w:t>
       </w:r>
       <w:r>
         <w:t xml:space="preserve"> </w:t>
@@ -37339,13 +36745,7 @@
         <w:t xml:space="preserve">v. Williams</w:t>
       </w:r>
       <w:r>
-        <w:t xml:space="preserve">, 2019</w:t>
-      </w:r>
-      <w:r>
-        <w:noBreakHyphen/>
-      </w:r>
-      <w:r>
-        <w:t xml:space="preserve">02010 (La. 08/14/20); 300 So.3d 856;</w:t>
+        <w:t xml:space="preserve">, 2019-⁠02010 (La. 08/14/20); 300 So.3d 856;</w:t>
       </w:r>
       <w:r>
         <w:t xml:space="preserve"> </w:t>
@@ -37372,13 +36772,7 @@
         <w:t xml:space="preserve">v. Brooks</w:t>
       </w:r>
       <w:r>
-        <w:t xml:space="preserve">, 2020</w:t>
-      </w:r>
-      <w:r>
-        <w:noBreakHyphen/>
-      </w:r>
-      <w:r>
-        <w:t xml:space="preserve">00378 (La. 10/14/20), 2020 WL 6059695;</w:t>
+        <w:t xml:space="preserve">, 2020-⁠00378 (La. 10/14/20), 2020 WL 6059695;</w:t>
       </w:r>
       <w:r>
         <w:t xml:space="preserve"> </w:t>
@@ -37405,13 +36799,7 @@
         <w:t xml:space="preserve">v. Cook</w:t>
       </w:r>
       <w:r>
-        <w:t xml:space="preserve">, 2020</w:t>
-      </w:r>
-      <w:r>
-        <w:noBreakHyphen/>
-      </w:r>
-      <w:r>
-        <w:t xml:space="preserve">00001 (La. 08/14/20); 300 So.3d 838;</w:t>
+        <w:t xml:space="preserve">, 2020-⁠00001 (La. 08/14/20); 300 So.3d 838;</w:t>
       </w:r>
       <w:r>
         <w:t xml:space="preserve"> </w:t>
@@ -37438,13 +36826,7 @@
         <w:t xml:space="preserve">v. Parish</w:t>
       </w:r>
       <w:r>
-        <w:t xml:space="preserve">, 2020</w:t>
-      </w:r>
-      <w:r>
-        <w:noBreakHyphen/>
-      </w:r>
-      <w:r>
-        <w:t xml:space="preserve">00072 (La. 08/14/20); 300 So.3d 861;</w:t>
+        <w:t xml:space="preserve">, 2020-⁠00072 (La. 08/14/20); 300 So.3d 861;</w:t>
       </w:r>
       <w:r>
         <w:t xml:space="preserve"> </w:t>
@@ -37471,13 +36853,7 @@
         <w:t xml:space="preserve">v. McGuire</w:t>
       </w:r>
       <w:r>
-        <w:t xml:space="preserve">, 2019</w:t>
-      </w:r>
-      <w:r>
-        <w:noBreakHyphen/>
-      </w:r>
-      <w:r>
-        <w:t xml:space="preserve">01632 (La. 08/14/20); 300 So.3d 830;</w:t>
+        <w:t xml:space="preserve">, 2019-⁠01632 (La. 08/14/20); 300 So.3d 830;</w:t>
       </w:r>
       <w:r>
         <w:t xml:space="preserve"> </w:t>
@@ -37504,13 +36880,7 @@
         <w:t xml:space="preserve">v. Williams</w:t>
       </w:r>
       <w:r>
-        <w:t xml:space="preserve">, 2020</w:t>
-      </w:r>
-      <w:r>
-        <w:noBreakHyphen/>
-      </w:r>
-      <w:r>
-        <w:t xml:space="preserve">00069 (La. 08/14/20); 300 So.3d 860;</w:t>
+        <w:t xml:space="preserve">, 2020-⁠00069 (La. 08/14/20); 300 So.3d 860;</w:t>
       </w:r>
       <w:r>
         <w:t xml:space="preserve"> </w:t>
@@ -37537,13 +36907,7 @@
         <w:t xml:space="preserve">v. Withers</w:t>
       </w:r>
       <w:r>
-        <w:t xml:space="preserve">, 2020</w:t>
-      </w:r>
-      <w:r>
-        <w:noBreakHyphen/>
-      </w:r>
-      <w:r>
-        <w:t xml:space="preserve">00258 (La. 08/14/20); 300 So.3d 860;</w:t>
+        <w:t xml:space="preserve">, 2020-⁠00258 (La. 08/14/20); 300 So.3d 860;</w:t>
       </w:r>
       <w:r>
         <w:t xml:space="preserve"> </w:t>
@@ -37570,13 +36934,7 @@
         <w:t xml:space="preserve">v. Wardlaw</w:t>
       </w:r>
       <w:r>
-        <w:t xml:space="preserve">, 2020</w:t>
-      </w:r>
-      <w:r>
-        <w:noBreakHyphen/>
-      </w:r>
-      <w:r>
-        <w:t xml:space="preserve">00004 (La. 08/14/20); 300 So.3d 859;</w:t>
+        <w:t xml:space="preserve">, 2020-⁠00004 (La. 08/14/20); 300 So.3d 859;</w:t>
       </w:r>
       <w:r>
         <w:t xml:space="preserve"> </w:t>
@@ -37603,13 +36961,7 @@
         <w:t xml:space="preserve">v. Sonnier</w:t>
       </w:r>
       <w:r>
-        <w:t xml:space="preserve">, 2019</w:t>
-      </w:r>
-      <w:r>
-        <w:noBreakHyphen/>
-      </w:r>
-      <w:r>
-        <w:t xml:space="preserve">02066 (La. 08/14/20); 300 So.3d 857;</w:t>
+        <w:t xml:space="preserve">, 2019-⁠02066 (La. 08/14/20); 300 So.3d 857;</w:t>
       </w:r>
       <w:r>
         <w:t xml:space="preserve"> </w:t>
@@ -37636,13 +36988,7 @@
         <w:t xml:space="preserve">v. Pittman</w:t>
       </w:r>
       <w:r>
-        <w:t xml:space="preserve">, 2019</w:t>
-      </w:r>
-      <w:r>
-        <w:noBreakHyphen/>
-      </w:r>
-      <w:r>
-        <w:t xml:space="preserve">01354 (La. 08/14/20); 300 So.3d 856;</w:t>
+        <w:t xml:space="preserve">, 2019-⁠01354 (La. 08/14/20); 300 So.3d 856;</w:t>
       </w:r>
       <w:r>
         <w:t xml:space="preserve"> </w:t>
@@ -37669,13 +37015,7 @@
         <w:t xml:space="preserve">v. Carter</w:t>
       </w:r>
       <w:r>
-        <w:t xml:space="preserve">, 2019</w:t>
-      </w:r>
-      <w:r>
-        <w:noBreakHyphen/>
-      </w:r>
-      <w:r>
-        <w:t xml:space="preserve">02053 (La. 08/14/20); 300 So.3d 856;</w:t>
+        <w:t xml:space="preserve">, 2019-⁠02053 (La. 08/14/20); 300 So.3d 856;</w:t>
       </w:r>
       <w:r>
         <w:t xml:space="preserve"> </w:t>
@@ -37702,13 +37042,7 @@
         <w:t xml:space="preserve">v. Eaglin</w:t>
       </w:r>
       <w:r>
-        <w:t xml:space="preserve">, 2019</w:t>
-      </w:r>
-      <w:r>
-        <w:noBreakHyphen/>
-      </w:r>
-      <w:r>
-        <w:t xml:space="preserve">01952 (La. 08/14/20); 300 So.3d 840;</w:t>
+        <w:t xml:space="preserve">, 2019-⁠01952 (La. 08/14/20); 300 So.3d 840;</w:t>
       </w:r>
       <w:r>
         <w:t xml:space="preserve"> </w:t>
@@ -37735,13 +37069,7 @@
         <w:t xml:space="preserve">v. Sims</w:t>
       </w:r>
       <w:r>
-        <w:t xml:space="preserve">, 2020</w:t>
-      </w:r>
-      <w:r>
-        <w:noBreakHyphen/>
-      </w:r>
-      <w:r>
-        <w:t xml:space="preserve">00298 (La. 09/08/20); 301 So.3d 17;</w:t>
+        <w:t xml:space="preserve">, 2020-⁠00298 (La. 09/08/20); 301 So.3d 17;</w:t>
       </w:r>
       <w:r>
         <w:t xml:space="preserve"> </w:t>
@@ -37768,13 +37096,7 @@
         <w:t xml:space="preserve">v. Johnson</w:t>
       </w:r>
       <w:r>
-        <w:t xml:space="preserve">, 2020</w:t>
-      </w:r>
-      <w:r>
-        <w:noBreakHyphen/>
-      </w:r>
-      <w:r>
-        <w:t xml:space="preserve">00052 (La. 09/29/20), 2020 WL 5793805.</w:t>
+        <w:t xml:space="preserve">, 2020-⁠00052 (La. 09/29/20), 2020 WL 5793805.</w:t>
       </w:r>
     </w:p>
   </w:footnote>
@@ -37867,13 +37189,7 @@
         <w:t xml:space="preserve">Cinque, L.L.C. v. Pacific Ins. Co. Ltd.</w:t>
       </w:r>
       <w:r>
-        <w:t xml:space="preserve">, 10</w:t>
-      </w:r>
-      <w:r>
-        <w:noBreakHyphen/>
-      </w:r>
-      <w:r>
-        <w:t xml:space="preserve">1164 (La. 05/21/10); 36 So.3d 236;</w:t>
+        <w:t xml:space="preserve">, 10-⁠1164 (La. 05/21/10); 36 So.3d 236;</w:t>
       </w:r>
       <w:r>
         <w:t xml:space="preserve"> </w:t>
@@ -37886,13 +37202,7 @@
         <w:t xml:space="preserve">see also, Davis v. Jazz Casino Co., L.L.C.</w:t>
       </w:r>
       <w:r>
-        <w:t xml:space="preserve">, 03</w:t>
-      </w:r>
-      <w:r>
-        <w:noBreakHyphen/>
-      </w:r>
-      <w:r>
-        <w:t xml:space="preserve">0276, p.1 (La. 06/06/03); 849 So.2d 497, 498 (when a court of appeal “declines to exercise its supervisory jurisdiction by denying the writ, the court was without jurisdiction to affirm, reverse or modify the judgment of the trial court. Thus, any language in the court of appeal’s earlier writ denial purporting to find no error in the trial court’s certification ruling is without effect.”).</w:t>
+        <w:t xml:space="preserve">, 03-⁠0276, p.1 (La. 06/06/03); 849 So.2d 497, 498 (when a court of appeal “declines to exercise its supervisory jurisdiction by denying the writ, the court was without jurisdiction to affirm, reverse or modify the judgment of the trial court. Thus, any language in the court of appeal’s earlier writ denial purporting to find no error in the trial court’s certification ruling is without effect.”).</w:t>
       </w:r>
     </w:p>
   </w:footnote>
